--- a/articles/000832/Fernandez et al final for publication.docx
+++ b/articles/000832/Fernandez et al final for publication.docx
@@ -1545,23 +1545,7 @@
           <w:color w:val="000000"/>
         </w:rPr>
         <w:lastRenderedPageBreak/>
-        <w:t xml:space="preserve">Living on the Mexico-US border, for me, has been an experience of mobility. Being an “anchor baby,” as the US government classifies us, means that I was born in El Paso to parents who reside and worked in the maquiladoras on the Mexican side, and who, as tourist-visa crossers, arranged to pay the hospital and the doctor for me to be born in the United States. We then crossed back and lived mostly in Ciudad Juarez, having Mexican citizenship, too. This dynamic allowed me to receive my elementary education under the Mexican system, then cross back and forth and have my education with the private sector on the U.S. </w:t>
-      </w:r>
-      <w:proofErr w:type="gramStart"/>
-      <w:r>
-        <w:rPr>
-          <w:iCs/>
-          <w:color w:val="000000"/>
-        </w:rPr>
-        <w:t>side, and</w:t>
-      </w:r>
-      <w:proofErr w:type="gramEnd"/>
-      <w:r>
-        <w:rPr>
-          <w:iCs/>
-          <w:color w:val="000000"/>
-        </w:rPr>
-        <w:t xml:space="preserve"> then start living in Las Cruces to continue higher education at a U.S. state university. Throughout time, my perceptions of the border, as a </w:t>
+        <w:t xml:space="preserve">Living on the Mexico-US border, for me, has been an experience of mobility. Being an “anchor baby,” as the US government classifies us, means that I was born in El Paso to parents who reside and worked in the maquiladoras on the Mexican side, and who, as tourist-visa crossers, arranged to pay the hospital and the doctor for me to be born in the United States. We then crossed back and lived mostly in Ciudad Juarez, having Mexican citizenship, too. This dynamic allowed me to receive my elementary education under the Mexican system, then cross back and forth and have my education with the private sector on the U.S. side, and then start living in Las Cruces to continue higher education at a U.S. state university. Throughout time, my perceptions of the border, as a </w:t>
       </w:r>
       <w:proofErr w:type="spellStart"/>
       <w:r>
@@ -2043,7 +2027,23 @@
           <w:iCs/>
           <w:color w:val="000000"/>
         </w:rPr>
-        <w:t xml:space="preserve">As an immigrant from Bolivia, I experienced the border as a space of learning and re-learning about the important connections between language, heritage, race, and identity. My grandfather was born and grew up in Hatch, New Mexico, near the Mexico-US border. While I always knew that my gramps was from New Mexico, where he lived until he was deployed for the Korean War, all I really knew about my gramps’ ethnic background is that he was an American Marine and engineer who moved to Bolivia, where he met my grandma. Growing up, I identified with my Bolivian identity, but my gramps’ history was less clear to me. It wasn’t until I got to graduate school and started reading the work of Anzaldúa and other border[lands] scholars that I began asking questions and learning about my gramps’ Mexican American heritage. Then, when I got my first tenure-track position at a university situated on the El Paso-Ciudad Juárez borderland, I began to work with students and community members who moved fluidly across Spanishes and </w:t>
+        <w:t xml:space="preserve">As an immigrant from Bolivia, I experienced the border as a space of learning and re-learning about the important connections between language, heritage, race, and identity. My grandfather was born and grew up in Hatch, New Mexico, near the Mexico-US border. While I always knew that my gramps was from New Mexico, where he lived until he was deployed for the Korean War, all I really knew about my gramps’ ethnic background is that he was an American Marine and engineer who moved to Bolivia, where he met my grandma. Growing up, I identified with my Bolivian identity, but my gramps’ history was less clear to me. It wasn’t until I got to graduate school and started reading the work of Anzaldúa and other border[lands] scholars that I began asking questions and learning about my gramps’ Mexican American heritage. Then, when I got my first tenure-track position at a university situated on the El Paso-Ciudad Juárez borderland, I began to work with students and community members who moved fluidly across </w:t>
+      </w:r>
+      <w:proofErr w:type="spellStart"/>
+      <w:r>
+        <w:rPr>
+          <w:iCs/>
+          <w:color w:val="000000"/>
+        </w:rPr>
+        <w:t>Spanishes</w:t>
+      </w:r>
+      <w:proofErr w:type="spellEnd"/>
+      <w:r>
+        <w:rPr>
+          <w:iCs/>
+          <w:color w:val="000000"/>
+        </w:rPr>
+        <w:t xml:space="preserve"> and </w:t>
       </w:r>
       <w:proofErr w:type="spellStart"/>
       <w:r>
@@ -2666,7 +2666,21 @@
           <w:color w:val="000000"/>
         </w:rPr>
         <w:lastRenderedPageBreak/>
-        <w:t xml:space="preserve">Reflecting the realities of this history (which extends into contemporary contexts where Spanish and Mexican identities are still oppressed in many sectors), our team members navigate different varieties of Spanishes and </w:t>
+        <w:t xml:space="preserve">Reflecting the realities of this history (which extends into contemporary contexts where Spanish and Mexican identities are still oppressed in many sectors), our team members navigate different varieties of </w:t>
+      </w:r>
+      <w:proofErr w:type="spellStart"/>
+      <w:r>
+        <w:rPr>
+          <w:color w:val="000000"/>
+        </w:rPr>
+        <w:t>Spanishes</w:t>
+      </w:r>
+      <w:proofErr w:type="spellEnd"/>
+      <w:r>
+        <w:rPr>
+          <w:color w:val="000000"/>
+        </w:rPr>
+        <w:t xml:space="preserve"> and </w:t>
       </w:r>
       <w:proofErr w:type="spellStart"/>
       <w:r>
@@ -3198,7 +3212,21 @@
         <w:rPr>
           <w:color w:val="000000"/>
         </w:rPr>
-        <w:t xml:space="preserve"> gather the data related to existing border[lands] projects, we created separate spreadsheets, where all content was translated into Spanish and English. In addition, we sent emails and contacted project leaders, writing in both Spanish and English in all our documentation. This opened a space where project leaders could then feel comfortable reaching out to us in the language that they preferred, thus working to decenter English-only DH models that privilege English above all other languages. While individually these processes seem small, in the spirit of minimal computing, participatory translation allowed us to make small waves in the linguistic diversity of the digital cultural record, while also building community with other border[land] scholars and community members who navigate Spanishes and </w:t>
+        <w:t xml:space="preserve"> gather the data related to existing border[lands] projects, we created separate spreadsheets, where all content was translated into Spanish and English. In addition, we sent emails and contacted project leaders, writing in both Spanish and English in all our documentation. This opened a space where project leaders could then feel comfortable reaching out to us in the language that they preferred, thus working to decenter English-only DH models that privilege English above all other languages. While individually these processes seem small, in the spirit of minimal computing, participatory translation allowed us to make small waves in the linguistic diversity of the digital cultural record, while also building community with other border[land] scholars and community members who navigate </w:t>
+      </w:r>
+      <w:proofErr w:type="spellStart"/>
+      <w:r>
+        <w:rPr>
+          <w:color w:val="000000"/>
+        </w:rPr>
+        <w:t>Spanishes</w:t>
+      </w:r>
+      <w:proofErr w:type="spellEnd"/>
+      <w:r>
+        <w:rPr>
+          <w:color w:val="000000"/>
+        </w:rPr>
+        <w:t xml:space="preserve"> and </w:t>
       </w:r>
       <w:proofErr w:type="spellStart"/>
       <w:r>
@@ -3583,21 +3611,7 @@
         <w:rPr>
           <w:color w:val="000000"/>
         </w:rPr>
-        <w:t xml:space="preserve">the data and data models we have inherited and </w:t>
-      </w:r>
-      <w:proofErr w:type="gramStart"/>
-      <w:r>
-        <w:rPr>
-          <w:color w:val="000000"/>
-        </w:rPr>
-        <w:t>people’s</w:t>
-      </w:r>
-      <w:proofErr w:type="gramEnd"/>
-      <w:r>
-        <w:rPr>
-          <w:color w:val="000000"/>
-        </w:rPr>
-        <w:t xml:space="preserve"> lived experiences. The goal of conversations at the symposium was to humanize data about the border, bringing together creators, designers, and audiences to interrogate data representations about the border. This </w:t>
+        <w:t xml:space="preserve">the data and data models we have inherited and people’s lived experiences. The goal of conversations at the symposium was to humanize data about the border, bringing together creators, designers, and audiences to interrogate data representations about the border. This </w:t>
       </w:r>
       <w:r>
         <w:rPr>
@@ -3784,11 +3798,19 @@
         </w:rPr>
         <w:t xml:space="preserve"> data of violence towards border communities like the border digital map created in </w:t>
       </w:r>
-      <w:r>
-        <w:rPr>
-          <w:rStyle w:val="dhqitalictitle"/>
-        </w:rPr>
-        <w:t xml:space="preserve">Ellas </w:t>
+      <w:proofErr w:type="spellStart"/>
+      <w:r>
+        <w:rPr>
+          <w:rStyle w:val="dhqitalictitle"/>
+        </w:rPr>
+        <w:t>Ellas</w:t>
+      </w:r>
+      <w:proofErr w:type="spellEnd"/>
+      <w:r>
+        <w:rPr>
+          <w:rStyle w:val="dhqitalictitle"/>
+        </w:rPr>
+        <w:t xml:space="preserve"> </w:t>
       </w:r>
       <w:proofErr w:type="spellStart"/>
       <w:r>
@@ -4326,11 +4348,19 @@
         </w:rPr>
         <w:t xml:space="preserve">An example of borderlands digital activism is the feminist mapping project, </w:t>
       </w:r>
-      <w:r>
-        <w:rPr>
-          <w:rStyle w:val="dhqitalictitle"/>
-        </w:rPr>
-        <w:t xml:space="preserve">Ellas </w:t>
+      <w:proofErr w:type="spellStart"/>
+      <w:r>
+        <w:rPr>
+          <w:rStyle w:val="dhqitalictitle"/>
+        </w:rPr>
+        <w:t>Ellas</w:t>
+      </w:r>
+      <w:proofErr w:type="spellEnd"/>
+      <w:r>
+        <w:rPr>
+          <w:rStyle w:val="dhqitalictitle"/>
+        </w:rPr>
+        <w:t xml:space="preserve"> </w:t>
       </w:r>
       <w:proofErr w:type="spellStart"/>
       <w:r>
@@ -4538,11 +4568,19 @@
         </w:rPr>
         <w:t xml:space="preserve"> </w:t>
       </w:r>
-      <w:r>
-        <w:rPr>
-          <w:rStyle w:val="dhqitalictitle"/>
-        </w:rPr>
-        <w:t xml:space="preserve">Ellas </w:t>
+      <w:proofErr w:type="spellStart"/>
+      <w:r>
+        <w:rPr>
+          <w:rStyle w:val="dhqitalictitle"/>
+        </w:rPr>
+        <w:t>Ellas</w:t>
+      </w:r>
+      <w:proofErr w:type="spellEnd"/>
+      <w:r>
+        <w:rPr>
+          <w:rStyle w:val="dhqitalictitle"/>
+        </w:rPr>
+        <w:t xml:space="preserve"> </w:t>
       </w:r>
       <w:proofErr w:type="spellStart"/>
       <w:r>
@@ -5432,7 +5470,21 @@
         <w:rPr>
           <w:color w:val="222222"/>
         </w:rPr>
-        <w:t xml:space="preserve"> Benga, another student from the course, commented on the project</w:t>
+        <w:t xml:space="preserve"> </w:t>
+      </w:r>
+      <w:proofErr w:type="spellStart"/>
+      <w:r>
+        <w:rPr>
+          <w:color w:val="222222"/>
+        </w:rPr>
+        <w:t>Benga</w:t>
+      </w:r>
+      <w:proofErr w:type="spellEnd"/>
+      <w:r>
+        <w:rPr>
+          <w:color w:val="222222"/>
+        </w:rPr>
+        <w:t>, another student from the course, commented on the project</w:t>
       </w:r>
       <w:r>
         <w:rPr>
@@ -5988,11 +6040,19 @@
         </w:rPr>
         <w:t xml:space="preserve">oices), </w:t>
       </w:r>
-      <w:r>
-        <w:rPr>
-          <w:rStyle w:val="dhqitalictitle"/>
-        </w:rPr>
-        <w:t xml:space="preserve">Ellas </w:t>
+      <w:proofErr w:type="spellStart"/>
+      <w:r>
+        <w:rPr>
+          <w:rStyle w:val="dhqitalictitle"/>
+        </w:rPr>
+        <w:t>Ellas</w:t>
+      </w:r>
+      <w:proofErr w:type="spellEnd"/>
+      <w:r>
+        <w:rPr>
+          <w:rStyle w:val="dhqitalictitle"/>
+        </w:rPr>
+        <w:t xml:space="preserve"> </w:t>
       </w:r>
       <w:proofErr w:type="spellStart"/>
       <w:r>
@@ -6204,11 +6264,19 @@
         </w:rPr>
         <w:t xml:space="preserve">One of the course activities was blog posts, where students discussed their views on the topic, readings, and digital projects for the week. These blog posts served to open class discussions, while the digital projects helped expand on the readings and further analyze and discuss the weekly topics. For instance, the digital map of </w:t>
       </w:r>
-      <w:r>
-        <w:rPr>
-          <w:rStyle w:val="dhqitalictitle"/>
-        </w:rPr>
-        <w:t xml:space="preserve">Ellas </w:t>
+      <w:proofErr w:type="spellStart"/>
+      <w:r>
+        <w:rPr>
+          <w:rStyle w:val="dhqitalictitle"/>
+        </w:rPr>
+        <w:t>Ellas</w:t>
+      </w:r>
+      <w:proofErr w:type="spellEnd"/>
+      <w:r>
+        <w:rPr>
+          <w:rStyle w:val="dhqitalictitle"/>
+        </w:rPr>
+        <w:t xml:space="preserve"> </w:t>
       </w:r>
       <w:proofErr w:type="spellStart"/>
       <w:r>
@@ -6290,11 +6358,19 @@
         </w:rPr>
         <w:t xml:space="preserve">digital materials and projects of these topics such as </w:t>
       </w:r>
-      <w:r>
-        <w:rPr>
-          <w:rStyle w:val="dhqitalictitle"/>
-        </w:rPr>
-        <w:t xml:space="preserve">Ellas </w:t>
+      <w:proofErr w:type="spellStart"/>
+      <w:r>
+        <w:rPr>
+          <w:rStyle w:val="dhqitalictitle"/>
+        </w:rPr>
+        <w:t>Ellas</w:t>
+      </w:r>
+      <w:proofErr w:type="spellEnd"/>
+      <w:r>
+        <w:rPr>
+          <w:rStyle w:val="dhqitalictitle"/>
+        </w:rPr>
+        <w:t xml:space="preserve"> </w:t>
       </w:r>
       <w:proofErr w:type="spellStart"/>
       <w:r>
@@ -6996,21 +7072,34 @@
         <w:ind w:left="720" w:hanging="720"/>
       </w:pPr>
       <w:r>
+        <w:rPr>
+          <w:highlight w:val="green"/>
+        </w:rPr>
         <w:t xml:space="preserve">Álvarez Fuentes, Gonzalo. (2021) “Indigenous transborder communities and the (f)utility of borders” </w:t>
       </w:r>
       <w:r>
+        <w:rPr>
+          <w:highlight w:val="green"/>
+        </w:rPr>
         <w:t>i</w:t>
       </w:r>
       <w:r>
+        <w:rPr>
+          <w:highlight w:val="green"/>
+        </w:rPr>
         <w:t xml:space="preserve">n </w:t>
       </w:r>
       <w:r>
         <w:rPr>
           <w:rStyle w:val="dhqitalictitle"/>
+          <w:highlight w:val="green"/>
         </w:rPr>
         <w:t>Progressive International</w:t>
       </w:r>
       <w:r>
+        <w:rPr>
+          <w:highlight w:val="green"/>
+        </w:rPr>
         <w:t>, April 30. {Available at: https://progressive.international/wire/2021-04-30-indigenous-transborder-communities-and-the-f-utility-of-borders/en (Accessed: 13 May 2024).}</w:t>
       </w:r>
     </w:p>
@@ -7020,22 +7109,33 @@
         <w:ind w:left="720" w:hanging="720"/>
       </w:pPr>
       <w:r>
+        <w:rPr>
+          <w:highlight w:val="green"/>
+        </w:rPr>
         <w:t>Anzaldúa, Gloria. (1987</w:t>
       </w:r>
       <w:r>
         <w:rPr>
           <w:i/>
+          <w:highlight w:val="green"/>
         </w:rPr>
         <w:t xml:space="preserve">) </w:t>
       </w:r>
       <w:r>
         <w:rPr>
           <w:rStyle w:val="dhqitalictitle"/>
+          <w:highlight w:val="green"/>
         </w:rPr>
         <w:t>Borderlands/La Frontera: The New Mestiza</w:t>
       </w:r>
       <w:r>
-        <w:t>. San Francisco: Aunt Lute. </w:t>
+        <w:rPr>
+          <w:highlight w:val="green"/>
+        </w:rPr>
+        <w:t>. San Francisco: Aunt Lute.</w:t>
+      </w:r>
+      <w:r>
+        <w:t> </w:t>
       </w:r>
     </w:p>
     <w:p>
@@ -7044,29 +7144,40 @@
         <w:ind w:left="720" w:hanging="720"/>
       </w:pPr>
       <w:r>
+        <w:rPr>
+          <w:highlight w:val="green"/>
+        </w:rPr>
         <w:t xml:space="preserve">Hernández Sánchez, María. E., and Cynthia Bejarano. (2022) “A Feminist Border Manifesto for Unsettling Times: Shouting “Basta” at the US-Mexico Border”. </w:t>
       </w:r>
       <w:proofErr w:type="spellStart"/>
       <w:r>
         <w:rPr>
           <w:rStyle w:val="dhqitalictitle"/>
+          <w:highlight w:val="green"/>
         </w:rPr>
         <w:t>Chiricú</w:t>
       </w:r>
       <w:proofErr w:type="spellEnd"/>
       <w:r>
+        <w:rPr>
+          <w:highlight w:val="green"/>
+        </w:rPr>
         <w:t xml:space="preserve">, 6(2), 96–105. {Available at:  </w:t>
       </w:r>
       <w:hyperlink r:id="rId14">
         <w:r>
           <w:rPr>
             <w:color w:val="0000FF"/>
+            <w:highlight w:val="green"/>
             <w:u w:val="single"/>
           </w:rPr>
           <w:t>https://doi.org/10.2979/chiricu.6.2.09</w:t>
         </w:r>
       </w:hyperlink>
       <w:r>
+        <w:rPr>
+          <w:highlight w:val="green"/>
+        </w:rPr>
         <w:t xml:space="preserve"> (Accessed: 22 November 2024).}</w:t>
       </w:r>
     </w:p>
@@ -7076,27 +7187,38 @@
         <w:ind w:left="720" w:hanging="720"/>
       </w:pPr>
       <w:r>
+        <w:rPr>
+          <w:highlight w:val="green"/>
+        </w:rPr>
         <w:t xml:space="preserve">Broadwell, George A., Moisés G. G., Brook Danielle L., Felipe H. L., May Helena P., and Mike Z. (2020) “Ticha: Collaboration with Indigenous Communities to Build Digital Resources on Zapotec Language and History”. </w:t>
       </w:r>
       <w:r>
         <w:rPr>
           <w:rStyle w:val="dhqitalictitle"/>
+          <w:highlight w:val="green"/>
         </w:rPr>
         <w:t>DHQ: Digital Humanities Quarterly</w:t>
       </w:r>
       <w:r>
+        <w:rPr>
+          <w:highlight w:val="green"/>
+        </w:rPr>
         <w:t xml:space="preserve"> 14 (4). {Available at: </w:t>
       </w:r>
       <w:hyperlink r:id="rId15">
         <w:r>
           <w:rPr>
             <w:color w:val="0000FF"/>
+            <w:highlight w:val="green"/>
             <w:u w:val="single"/>
           </w:rPr>
           <w:t>http://digitalhumanities.org:8081/dhq/vol/14/4/000529/000529.html</w:t>
         </w:r>
       </w:hyperlink>
       <w:r>
+        <w:rPr>
+          <w:highlight w:val="green"/>
+        </w:rPr>
         <w:t xml:space="preserve"> (Accessed: 22 November 2024).}</w:t>
       </w:r>
       <w:r>
@@ -7109,29 +7231,40 @@
         <w:ind w:left="720" w:hanging="720"/>
       </w:pPr>
       <w:r>
+        <w:rPr>
+          <w:highlight w:val="green"/>
+        </w:rPr>
         <w:t xml:space="preserve">Burdick, Anne, Johanna D., Peter L., Todd P., Jeffrey S. (2012) “The Short Guide”. In </w:t>
       </w:r>
       <w:proofErr w:type="spellStart"/>
       <w:r>
         <w:rPr>
           <w:rStyle w:val="dhqitalictitle"/>
+          <w:highlight w:val="green"/>
         </w:rPr>
         <w:t>Digital_Humanities</w:t>
       </w:r>
       <w:proofErr w:type="spellEnd"/>
       <w:r>
+        <w:rPr>
+          <w:highlight w:val="green"/>
+        </w:rPr>
         <w:t xml:space="preserve">, MIT Press, pp. 121–136. {Available at:  </w:t>
       </w:r>
       <w:hyperlink r:id="rId16">
         <w:r>
           <w:rPr>
             <w:color w:val="0000FF"/>
+            <w:highlight w:val="green"/>
             <w:u w:val="single"/>
           </w:rPr>
           <w:t>https://jeffreyschnapp.com/wp-content/uploads/2013/01/D_H_ShortGuide.pdf</w:t>
         </w:r>
       </w:hyperlink>
       <w:r>
+        <w:rPr>
+          <w:highlight w:val="green"/>
+        </w:rPr>
         <w:t xml:space="preserve"> (Accessed: 22 November 2024).}</w:t>
       </w:r>
     </w:p>
@@ -7141,25 +7274,41 @@
         <w:ind w:left="720" w:hanging="720"/>
       </w:pPr>
       <w:r>
-        <w:t xml:space="preserve"> “DH Unbound Call for Papers.” (2021) DH Unbound Conference. {Available at:</w:t>
-      </w:r>
-      <w:r>
+        <w:t xml:space="preserve"> </w:t>
+      </w:r>
+      <w:r>
+        <w:rPr>
+          <w:highlight w:val="green"/>
+        </w:rPr>
+        <w:t>“DH Unbound Call for Papers.” (2021) DH Unbound Conference. {Available at:</w:t>
+      </w:r>
+      <w:r>
+        <w:rPr>
+          <w:highlight w:val="green"/>
+        </w:rPr>
         <w:br/>
         <w:t xml:space="preserve"> </w:t>
       </w:r>
       <w:r>
+        <w:rPr>
+          <w:highlight w:val="green"/>
+        </w:rPr>
         <w:tab/>
       </w:r>
       <w:hyperlink r:id="rId17">
         <w:r>
           <w:rPr>
             <w:color w:val="0000FF"/>
+            <w:highlight w:val="green"/>
             <w:u w:val="single"/>
           </w:rPr>
           <w:t>https://dhunbound2022.ach.org/wpcontent/uploads/2021/12/DHUnboundCFPEnglish.pdf</w:t>
         </w:r>
       </w:hyperlink>
       <w:r>
+        <w:rPr>
+          <w:highlight w:val="green"/>
+        </w:rPr>
         <w:t xml:space="preserve"> (Accessed: 13 May 2024.).}</w:t>
       </w:r>
     </w:p>
@@ -7360,13 +7509,7 @@
         <w:rPr>
           <w:lang w:val="es-419"/>
         </w:rPr>
-        <w:t>Barbara Bordalejo, Roopika Risam, and Emmanuel Château-Dutier</w:t>
-      </w:r>
-      <w:r>
-        <w:rPr>
-          <w:lang w:val="es-419"/>
-        </w:rPr>
-        <w:t xml:space="preserve"> </w:t>
+        <w:t xml:space="preserve">Barbara Bordalejo, Roopika Risam, and Emmanuel Château-Dutier </w:t>
       </w:r>
       <w:r>
         <w:rPr>
@@ -7509,10 +7652,7 @@
         <w:t xml:space="preserve">n </w:t>
       </w:r>
       <w:r>
-        <w:t>Roopika Risam and Alex Gil</w:t>
-      </w:r>
-      <w:r>
-        <w:t xml:space="preserve"> </w:t>
+        <w:t xml:space="preserve">Roopika Risam and Alex Gil </w:t>
       </w:r>
       <w:r>
         <w:t xml:space="preserve">(eds.) </w:t>
@@ -7823,11 +7963,19 @@
       <w:r>
         <w:t xml:space="preserve">, Ivonne. (2015) </w:t>
       </w:r>
-      <w:r>
-        <w:rPr>
-          <w:rStyle w:val="dhqitalictitle"/>
-        </w:rPr>
-        <w:t xml:space="preserve">Ellas </w:t>
+      <w:proofErr w:type="spellStart"/>
+      <w:r>
+        <w:rPr>
+          <w:rStyle w:val="dhqitalictitle"/>
+        </w:rPr>
+        <w:t>Ellas</w:t>
+      </w:r>
+      <w:proofErr w:type="spellEnd"/>
+      <w:r>
+        <w:rPr>
+          <w:rStyle w:val="dhqitalictitle"/>
+        </w:rPr>
+        <w:t xml:space="preserve"> </w:t>
       </w:r>
       <w:proofErr w:type="spellStart"/>
       <w:r>
@@ -8031,10 +8179,7 @@
         <w:t>Iris Ruiz and Raul Sanches</w:t>
       </w:r>
       <w:r>
-        <w:t xml:space="preserve"> (eds.)</w:t>
-      </w:r>
-      <w:r>
-        <w:t xml:space="preserve"> </w:t>
+        <w:t xml:space="preserve"> (eds.) </w:t>
       </w:r>
       <w:r>
         <w:rPr>
@@ -8229,7 +8374,15 @@
       </w:r>
       <w:proofErr w:type="spellEnd"/>
       <w:r>
-        <w:t>, Paola Ricaurte, and Sukanta Chaudhuri</w:t>
+        <w:t xml:space="preserve">, Paola </w:t>
+      </w:r>
+      <w:proofErr w:type="spellStart"/>
+      <w:r>
+        <w:t>Ricaurte</w:t>
+      </w:r>
+      <w:proofErr w:type="spellEnd"/>
+      <w:r>
+        <w:t>, and Sukanta Chaudhuri</w:t>
       </w:r>
       <w:r>
         <w:rPr>
@@ -10438,28 +10591,28 @@
 </file>
 
 <file path=customXml/item1.xml><?xml version="1.0" encoding="utf-8"?>
-<b:Sources xmlns:b="http://schemas.openxmlformats.org/officeDocument/2006/bibliography" xmlns="http://schemas.openxmlformats.org/officeDocument/2006/bibliography" SelectedStyle="/APASixthEditionOfficeOnline.xsl" StyleName="APA" Version="6"/>
-</file>
-
-<file path=customXml/item2.xml><?xml version="1.0" encoding="utf-8"?>
 <go:gDocsCustomXmlDataStorage xmlns:go="http://customooxmlschemas.google.com/" xmlns:r="http://schemas.openxmlformats.org/officeDocument/2006/relationships" uri="GoogleDocsCustomDataVersion2">
   <go:docsCustomData xmlns:go="http://customooxmlschemas.google.com/" roundtripDataSignature="AMtx7mjhI3AuqEiD7P77+0hUO3N52eMzHg==">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</go:docsCustomData>
 </go:gDocsCustomXmlDataStorage>
 </file>
 
-<file path=customXml/itemProps1.xml><?xml version="1.0" encoding="utf-8"?>
-<ds:datastoreItem xmlns:ds="http://schemas.openxmlformats.org/officeDocument/2006/customXml" ds:itemID="{15085C4C-62C9-2344-91D4-86C39F1CF1C4}">
-  <ds:schemaRefs>
-    <ds:schemaRef ds:uri="http://schemas.openxmlformats.org/officeDocument/2006/bibliography"/>
-  </ds:schemaRefs>
-</ds:datastoreItem>
+<file path=customXml/item2.xml><?xml version="1.0" encoding="utf-8"?>
+<b:Sources xmlns:b="http://schemas.openxmlformats.org/officeDocument/2006/bibliography" xmlns="http://schemas.openxmlformats.org/officeDocument/2006/bibliography" SelectedStyle="/APASixthEditionOfficeOnline.xsl" StyleName="APA" Version="6"/>
 </file>
 
-<file path=customXml/itemProps2.xml><?xml version="1.0" encoding="utf-8"?>
+<file path=customXml/itemProps1.xml><?xml version="1.0" encoding="utf-8"?>
 <ds:datastoreItem xmlns:ds="http://schemas.openxmlformats.org/officeDocument/2006/customXml" ds:itemID="{11111111-1234-1234-1234-123412341234}">
   <ds:schemaRefs>
     <ds:schemaRef ds:uri="http://customooxmlschemas.google.com/"/>
     <ds:schemaRef ds:uri="http://schemas.openxmlformats.org/officeDocument/2006/relationships"/>
   </ds:schemaRefs>
 </ds:datastoreItem>
+</file>
+
+<file path=customXml/itemProps2.xml><?xml version="1.0" encoding="utf-8"?>
+<ds:datastoreItem xmlns:ds="http://schemas.openxmlformats.org/officeDocument/2006/customXml" ds:itemID="{15085C4C-62C9-2344-91D4-86C39F1CF1C4}">
+  <ds:schemaRefs>
+    <ds:schemaRef ds:uri="http://schemas.openxmlformats.org/officeDocument/2006/bibliography"/>
+  </ds:schemaRefs>
+</ds:datastoreItem>
 </file>
--- a/articles/000832/Fernandez et al final for publication.docx
+++ b/articles/000832/Fernandez et al final for publication.docx
@@ -7323,6 +7323,7 @@
       <w:r>
         <w:rPr>
           <w:color w:val="333333"/>
+          <w:highlight w:val="green"/>
         </w:rPr>
         <w:lastRenderedPageBreak/>
         <w:t>Fellner, Astrid M.</w:t>
@@ -7331,6 +7332,7 @@
         <w:rPr>
           <w:i/>
           <w:color w:val="333333"/>
+          <w:highlight w:val="green"/>
         </w:rPr>
         <w:t xml:space="preserve"> </w:t>
       </w:r>
@@ -7338,18 +7340,21 @@
         <w:rPr>
           <w:iCs/>
           <w:color w:val="333333"/>
+          <w:highlight w:val="green"/>
         </w:rPr>
         <w:t>(</w:t>
       </w:r>
       <w:r>
         <w:rPr>
           <w:color w:val="333333"/>
+          <w:highlight w:val="green"/>
         </w:rPr>
         <w:t>Forthcoming</w:t>
       </w:r>
       <w:r>
         <w:rPr>
           <w:color w:val="333333"/>
+          <w:highlight w:val="green"/>
         </w:rPr>
         <w:t>)</w:t>
       </w:r>
@@ -7357,6 +7362,7 @@
         <w:rPr>
           <w:i/>
           <w:color w:val="333333"/>
+          <w:highlight w:val="green"/>
         </w:rPr>
         <w:t xml:space="preserve"> </w:t>
       </w:r>
@@ -7364,6 +7370,7 @@
         <w:rPr>
           <w:iCs/>
           <w:color w:val="333333"/>
+          <w:highlight w:val="green"/>
         </w:rPr>
         <w:t>“Border Thinking”</w:t>
       </w:r>
@@ -7372,12 +7379,14 @@
           <w:b/>
           <w:i/>
           <w:color w:val="333333"/>
+          <w:highlight w:val="green"/>
         </w:rPr>
         <w:t xml:space="preserve"> </w:t>
       </w:r>
       <w:r>
         <w:rPr>
           <w:color w:val="333333"/>
+          <w:highlight w:val="green"/>
         </w:rPr>
         <w:t xml:space="preserve">in </w:t>
       </w:r>
@@ -7385,6 +7394,7 @@
       <w:r>
         <w:rPr>
           <w:rStyle w:val="dhqitalictitle"/>
+          <w:highlight w:val="green"/>
         </w:rPr>
         <w:t>UniGR</w:t>
       </w:r>
@@ -7392,22 +7402,28 @@
       <w:r>
         <w:rPr>
           <w:rStyle w:val="dhqitalictitle"/>
+          <w:highlight w:val="green"/>
         </w:rPr>
         <w:t>-CBS Border Glossary</w:t>
       </w:r>
       <w:r>
         <w:rPr>
           <w:color w:val="333333"/>
+          <w:highlight w:val="green"/>
         </w:rPr>
         <w:t xml:space="preserve">. </w:t>
       </w:r>
       <w:r>
+        <w:rPr>
+          <w:highlight w:val="green"/>
+        </w:rPr>
         <w:t xml:space="preserve">{Available at: </w:t>
       </w:r>
       <w:hyperlink r:id="rId18">
         <w:r>
           <w:rPr>
             <w:color w:val="0563C1"/>
+            <w:highlight w:val="green"/>
             <w:u w:val="single"/>
           </w:rPr>
           <w:t>https://cbs.uni-gr.eu/index.php/en/ressources/glossary-item/border-thinking</w:t>
@@ -7416,6 +7432,7 @@
       <w:r>
         <w:rPr>
           <w:color w:val="333333"/>
+          <w:highlight w:val="green"/>
         </w:rPr>
         <w:t xml:space="preserve"> (Accessed 13 May 2024).}</w:t>
       </w:r>
@@ -7427,6 +7444,7 @@
       </w:pPr>
       <w:r>
         <w:rPr>
+          <w:highlight w:val="green"/>
           <w:lang w:val="es-419"/>
         </w:rPr>
         <w:t>Fernández Quintanilla, Sylvia, Rubria R. de L., and Annette Z. (2022) “</w:t>
@@ -7434,6 +7452,7 @@
       <w:r>
         <w:rPr>
           <w:rStyle w:val="dhqitalictitle"/>
+          <w:highlight w:val="green"/>
           <w:lang w:val="es-419"/>
         </w:rPr>
         <w:t>United Fronteras</w:t>
@@ -7441,44 +7460,58 @@
       <w:r>
         <w:rPr>
           <w:i/>
+          <w:highlight w:val="green"/>
           <w:lang w:val="es-419"/>
         </w:rPr>
         <w:t xml:space="preserve"> </w:t>
       </w:r>
       <w:r>
         <w:rPr>
+          <w:highlight w:val="green"/>
           <w:lang w:val="es-419"/>
         </w:rPr>
         <w:t xml:space="preserve">como tercer espacio: Modelo transfronterizo a través de las humanidades digitales poscoloniales y la computación mínima." </w:t>
       </w:r>
       <w:r>
+        <w:rPr>
+          <w:highlight w:val="green"/>
+        </w:rPr>
         <w:t xml:space="preserve">In “Minimal Computing” Special Issue, </w:t>
       </w:r>
       <w:r>
         <w:rPr>
           <w:rStyle w:val="dhqitalictitle"/>
+          <w:highlight w:val="green"/>
         </w:rPr>
         <w:t>DHQ: Digital Humanities Quarterly</w:t>
       </w:r>
       <w:r>
         <w:rPr>
           <w:i/>
+          <w:highlight w:val="green"/>
         </w:rPr>
         <w:t>,</w:t>
       </w:r>
       <w:r>
+        <w:rPr>
+          <w:highlight w:val="green"/>
+        </w:rPr>
         <w:t xml:space="preserve"> edited by Roopika Risam and Alex Gil, (16) 2. {Available at: </w:t>
       </w:r>
       <w:hyperlink r:id="rId19">
         <w:r>
           <w:rPr>
             <w:color w:val="0563C1"/>
+            <w:highlight w:val="green"/>
             <w:u w:val="single"/>
           </w:rPr>
           <w:t>https://www.digitalhumanities.org/dhq/vol/16/2/000608/000608.html</w:t>
         </w:r>
       </w:hyperlink>
       <w:r>
+        <w:rPr>
+          <w:highlight w:val="green"/>
+        </w:rPr>
         <w:t xml:space="preserve"> (Accessed: 22 November 2024).}</w:t>
       </w:r>
     </w:p>
@@ -7489,36 +7522,35 @@
       </w:pPr>
       <w:r>
         <w:rPr>
+          <w:highlight w:val="green"/>
           <w:lang w:val="es-419"/>
         </w:rPr>
         <w:t xml:space="preserve">Fernández Quintanilla, Sylvia, Maira E., Á., Hipatia M.-Á., Ángel M. R., Fernando S., Luisa G., and Claudia S.-F. (2024) “Testimonios en cursos multilingües de humanidades digitales transfronterizas y transnacionales” </w:t>
       </w:r>
       <w:r>
         <w:rPr>
+          <w:highlight w:val="green"/>
           <w:lang w:val="es-419"/>
         </w:rPr>
         <w:t>i</w:t>
       </w:r>
       <w:r>
         <w:rPr>
+          <w:highlight w:val="green"/>
           <w:lang w:val="es-419"/>
         </w:rPr>
         <w:t xml:space="preserve">n </w:t>
       </w:r>
       <w:r>
         <w:rPr>
+          <w:highlight w:val="green"/>
           <w:lang w:val="es-419"/>
         </w:rPr>
-        <w:t xml:space="preserve">Barbara Bordalejo, Roopika Risam, and Emmanuel Château-Dutier </w:t>
-      </w:r>
-      <w:r>
-        <w:rPr>
-          <w:lang w:val="es-419"/>
-        </w:rPr>
-        <w:t xml:space="preserve">(eds.) </w:t>
-      </w:r>
-      <w:r>
-        <w:rPr>
+        <w:t xml:space="preserve">Barbara Bordalejo, Roopika Risam, and Emmanuel Château-Dutier (eds.) </w:t>
+      </w:r>
+      <w:r>
+        <w:rPr>
+          <w:highlight w:val="green"/>
           <w:lang w:val="en-US"/>
         </w:rPr>
         <w:t xml:space="preserve">“DH Unbound 2022, Selected Papers,” special issue, </w:t>
@@ -7526,29 +7558,54 @@
       <w:r>
         <w:rPr>
           <w:rStyle w:val="dhqitalictitle"/>
+          <w:highlight w:val="green"/>
           <w:lang w:val="en-US"/>
         </w:rPr>
         <w:t>Digital Studies/Le champ numérique</w:t>
       </w:r>
       <w:r>
         <w:rPr>
+          <w:highlight w:val="green"/>
           <w:lang w:val="en-US"/>
         </w:rPr>
         <w:t xml:space="preserve">, 13(1): 1–34. </w:t>
       </w:r>
       <w:r>
+        <w:rPr>
+          <w:highlight w:val="green"/>
+        </w:rPr>
         <w:t xml:space="preserve">{Available at:  </w:t>
       </w:r>
       <w:hyperlink r:id="rId20">
         <w:r>
           <w:rPr>
             <w:color w:val="0000FF"/>
+            <w:highlight w:val="green"/>
             <w:u w:val="single"/>
           </w:rPr>
-          <w:t>https://doi.org/10.16995/dscn.9672</w:t>
+          <w:t>https://doi.org/10.16</w:t>
+        </w:r>
+        <w:r>
+          <w:rPr>
+            <w:color w:val="0000FF"/>
+            <w:highlight w:val="green"/>
+            <w:u w:val="single"/>
+          </w:rPr>
+          <w:t>9</w:t>
+        </w:r>
+        <w:r>
+          <w:rPr>
+            <w:color w:val="0000FF"/>
+            <w:highlight w:val="green"/>
+            <w:u w:val="single"/>
+          </w:rPr>
+          <w:t>95/dscn.9672</w:t>
         </w:r>
       </w:hyperlink>
       <w:r>
+        <w:rPr>
+          <w:highlight w:val="green"/>
+        </w:rPr>
         <w:t xml:space="preserve"> (Accessed: 22 November 2024).}</w:t>
       </w:r>
     </w:p>
@@ -7558,11 +7615,15 @@
         <w:ind w:left="720" w:hanging="720"/>
       </w:pPr>
       <w:r>
+        <w:rPr>
+          <w:highlight w:val="green"/>
+        </w:rPr>
         <w:t xml:space="preserve">Fusco, Coco and Ricardo Domínguez. (2012) </w:t>
       </w:r>
       <w:r>
         <w:rPr>
           <w:rStyle w:val="dhqitalictitle"/>
+          <w:highlight w:val="green"/>
         </w:rPr>
         <w:t xml:space="preserve">Turista </w:t>
       </w:r>
@@ -7570,23 +7631,31 @@
       <w:r>
         <w:rPr>
           <w:rStyle w:val="dhqitalictitle"/>
+          <w:highlight w:val="green"/>
         </w:rPr>
         <w:t>Transfronterizo</w:t>
       </w:r>
       <w:proofErr w:type="spellEnd"/>
       <w:r>
+        <w:rPr>
+          <w:highlight w:val="green"/>
+        </w:rPr>
         <w:t xml:space="preserve">. {Available at:  </w:t>
       </w:r>
       <w:hyperlink r:id="rId21">
         <w:r>
           <w:rPr>
             <w:color w:val="1155CC"/>
+            <w:highlight w:val="green"/>
             <w:u w:val="single"/>
           </w:rPr>
           <w:t>https://www.cocofusco.com/turista-fronterizo</w:t>
         </w:r>
       </w:hyperlink>
       <w:r>
+        <w:rPr>
+          <w:highlight w:val="green"/>
+        </w:rPr>
         <w:t> (Accessed: 13 May 2024).}</w:t>
       </w:r>
     </w:p>
@@ -7594,31 +7663,53 @@
       <w:pPr>
         <w:spacing w:after="288"/>
         <w:ind w:left="720" w:hanging="720"/>
-      </w:pPr>
-      <w:r>
+        <w:rPr>
+          <w:highlight w:val="green"/>
+        </w:rPr>
+      </w:pPr>
+      <w:r>
+        <w:rPr>
+          <w:highlight w:val="green"/>
+        </w:rPr>
         <w:t xml:space="preserve">Gil, Alex and </w:t>
       </w:r>
       <w:proofErr w:type="spellStart"/>
       <w:r>
+        <w:rPr>
+          <w:highlight w:val="green"/>
+        </w:rPr>
         <w:t>Élika</w:t>
       </w:r>
       <w:proofErr w:type="spellEnd"/>
       <w:r>
+        <w:rPr>
+          <w:highlight w:val="green"/>
+        </w:rPr>
         <w:t xml:space="preserve"> Ortega. (2016) “Global Outlooks in Digital Humanities: Multilingual Practices and Minimal Computing”</w:t>
       </w:r>
       <w:r>
+        <w:rPr>
+          <w:highlight w:val="green"/>
+        </w:rPr>
         <w:t xml:space="preserve"> i</w:t>
       </w:r>
       <w:r>
+        <w:rPr>
+          <w:highlight w:val="green"/>
+        </w:rPr>
         <w:t xml:space="preserve">n </w:t>
       </w:r>
       <w:r>
         <w:rPr>
           <w:rStyle w:val="dhqitalictitle"/>
+          <w:highlight w:val="green"/>
         </w:rPr>
         <w:t>Doing Digital Humanities</w:t>
       </w:r>
       <w:r>
+        <w:rPr>
+          <w:highlight w:val="green"/>
+        </w:rPr>
         <w:t>, 58-70. London and New York: Routledge.</w:t>
       </w:r>
     </w:p>
@@ -7628,12 +7719,14 @@
         <w:ind w:left="720" w:hanging="720"/>
         <w:rPr>
           <w:color w:val="0E0E0E"/>
+          <w:highlight w:val="green"/>
           <w:shd w:val="clear" w:color="auto" w:fill="FCFCFC"/>
         </w:rPr>
       </w:pPr>
       <w:r>
         <w:rPr>
           <w:color w:val="0E0E0E"/>
+          <w:highlight w:val="green"/>
           <w:shd w:val="clear" w:color="auto" w:fill="FCFCFC"/>
         </w:rPr>
         <w:t>Ibekwe, Onyekachi Henry. (2022) “New Digital Worlds: Postcolonial Digital Humanities in Theory, Praxis and Pedagogy”</w:t>
@@ -7641,104 +7734,175 @@
       <w:r>
         <w:rPr>
           <w:color w:val="0E0E0E"/>
+          <w:highlight w:val="green"/>
           <w:shd w:val="clear" w:color="auto" w:fill="FCFCFC"/>
         </w:rPr>
         <w:t xml:space="preserve"> </w:t>
       </w:r>
       <w:r>
+        <w:rPr>
+          <w:highlight w:val="green"/>
+        </w:rPr>
         <w:t>i</w:t>
       </w:r>
       <w:r>
+        <w:rPr>
+          <w:highlight w:val="green"/>
+        </w:rPr>
         <w:t xml:space="preserve">n </w:t>
       </w:r>
       <w:r>
-        <w:t xml:space="preserve">Roopika Risam and Alex Gil </w:t>
-      </w:r>
-      <w:r>
-        <w:t xml:space="preserve">(eds.) </w:t>
-      </w:r>
-      <w:r>
+        <w:rPr>
+          <w:highlight w:val="green"/>
+        </w:rPr>
+        <w:t xml:space="preserve">Roopika Risam and Alex Gil (eds.) </w:t>
+      </w:r>
+      <w:r>
+        <w:rPr>
+          <w:highlight w:val="green"/>
+        </w:rPr>
         <w:t>“Minimal Computing</w:t>
       </w:r>
       <w:r>
+        <w:rPr>
+          <w:highlight w:val="green"/>
+        </w:rPr>
         <w:t>,</w:t>
       </w:r>
       <w:r>
+        <w:rPr>
+          <w:highlight w:val="green"/>
+        </w:rPr>
         <w:t xml:space="preserve">” Special Issue, </w:t>
       </w:r>
       <w:r>
         <w:rPr>
           <w:rStyle w:val="dhqitalictitle"/>
+          <w:highlight w:val="green"/>
         </w:rPr>
         <w:t>DHQ: Digital Humanities Quarterly</w:t>
       </w:r>
       <w:r>
         <w:rPr>
           <w:i/>
+          <w:highlight w:val="green"/>
         </w:rPr>
         <w:t>,</w:t>
       </w:r>
       <w:r>
+        <w:rPr>
+          <w:highlight w:val="green"/>
+        </w:rPr>
         <w:t xml:space="preserve"> (16) 2.</w:t>
       </w:r>
       <w:r>
         <w:rPr>
           <w:color w:val="0E0E0E"/>
+          <w:highlight w:val="green"/>
           <w:shd w:val="clear" w:color="auto" w:fill="FCFCFC"/>
         </w:rPr>
         <w:t xml:space="preserve"> </w:t>
       </w:r>
       <w:r>
+        <w:rPr>
+          <w:highlight w:val="green"/>
+        </w:rPr>
         <w:t xml:space="preserve">{Available at: </w:t>
+      </w:r>
+      <w:r>
+        <w:rPr>
+          <w:highlight w:val="green"/>
+        </w:rPr>
+        <w:fldChar w:fldCharType="begin"/>
+      </w:r>
+      <w:r>
+        <w:rPr>
+          <w:highlight w:val="green"/>
+        </w:rPr>
+        <w:instrText>HYPERLINK "http://www.digitalhumanities.org/dhq/vol/16/2/000617/000617.html" \h</w:instrText>
+      </w:r>
+      <w:r>
+        <w:rPr>
+          <w:highlight w:val="green"/>
+        </w:rPr>
+      </w:r>
+      <w:r>
+        <w:rPr>
+          <w:highlight w:val="green"/>
+        </w:rPr>
+        <w:fldChar w:fldCharType="separate"/>
+      </w:r>
+      <w:r>
+        <w:rPr>
+          <w:color w:val="0000FF"/>
+          <w:highlight w:val="green"/>
+          <w:u w:val="single"/>
+          <w:shd w:val="clear" w:color="auto" w:fill="FCFCFC"/>
+        </w:rPr>
+        <w:t>http://www.digitalhumanities.org/dhq/vol/16/2/000617/000617.html</w:t>
+      </w:r>
+      <w:r>
+        <w:rPr>
+          <w:color w:val="0000FF"/>
+          <w:highlight w:val="green"/>
+          <w:u w:val="single"/>
+          <w:shd w:val="clear" w:color="auto" w:fill="FCFCFC"/>
+        </w:rPr>
+        <w:fldChar w:fldCharType="end"/>
+      </w:r>
+      <w:r>
+        <w:rPr>
+          <w:color w:val="0E0E0E"/>
+          <w:highlight w:val="green"/>
+          <w:shd w:val="clear" w:color="auto" w:fill="FCFCFC"/>
+        </w:rPr>
+        <w:t xml:space="preserve"> </w:t>
+      </w:r>
+      <w:r>
+        <w:rPr>
+          <w:highlight w:val="green"/>
+        </w:rPr>
+        <w:t>(Accessed: 22 November 2024).}</w:t>
+      </w:r>
+    </w:p>
+    <w:p>
+      <w:pPr>
+        <w:spacing w:after="288"/>
+        <w:ind w:left="720" w:hanging="720"/>
+      </w:pPr>
+      <w:r>
+        <w:rPr>
+          <w:highlight w:val="green"/>
+        </w:rPr>
+        <w:t xml:space="preserve">Lozano-Hemmer, Rafael. (2019) “Concept”. </w:t>
+      </w:r>
+      <w:r>
+        <w:rPr>
+          <w:rStyle w:val="dhqitalictitle"/>
+          <w:highlight w:val="green"/>
+        </w:rPr>
+        <w:t>Border Turner</w:t>
+      </w:r>
+      <w:r>
+        <w:rPr>
+          <w:highlight w:val="green"/>
+        </w:rPr>
+        <w:t xml:space="preserve">. {Available at:  </w:t>
       </w:r>
       <w:hyperlink r:id="rId22">
         <w:r>
           <w:rPr>
-            <w:color w:val="0000FF"/>
-            <w:u w:val="single"/>
-            <w:shd w:val="clear" w:color="auto" w:fill="FCFCFC"/>
-          </w:rPr>
-          <w:t>http://www.digitalhumanities.org/dhq/vol/16/2/000617/000617.html</w:t>
-        </w:r>
-      </w:hyperlink>
-      <w:r>
-        <w:rPr>
-          <w:color w:val="0E0E0E"/>
-          <w:shd w:val="clear" w:color="auto" w:fill="FCFCFC"/>
-        </w:rPr>
-        <w:t xml:space="preserve"> </w:t>
-      </w:r>
-      <w:r>
-        <w:t>(Accessed: 22 November 2024).}</w:t>
-      </w:r>
-    </w:p>
-    <w:p>
-      <w:pPr>
-        <w:spacing w:after="288"/>
-        <w:ind w:left="720" w:hanging="720"/>
-      </w:pPr>
-      <w:r>
-        <w:t xml:space="preserve">Lozano-Hemmer, Rafael. (2019) “Concept”. </w:t>
-      </w:r>
-      <w:r>
-        <w:rPr>
-          <w:rStyle w:val="dhqitalictitle"/>
-        </w:rPr>
-        <w:t>Border Turner</w:t>
-      </w:r>
-      <w:r>
-        <w:t xml:space="preserve">. {Available at:  </w:t>
-      </w:r>
-      <w:hyperlink r:id="rId23">
-        <w:r>
-          <w:rPr>
             <w:color w:val="1155CC"/>
+            <w:highlight w:val="green"/>
             <w:u w:val="single"/>
           </w:rPr>
           <w:t>https://www.bordertuner.net/home</w:t>
         </w:r>
       </w:hyperlink>
       <w:r>
+        <w:rPr>
+          <w:highlight w:val="green"/>
+        </w:rPr>
         <w:t> (Accessed: 13 May 2024).}</w:t>
       </w:r>
     </w:p>
@@ -7748,80 +7912,119 @@
         <w:ind w:left="720" w:hanging="720"/>
       </w:pPr>
       <w:r>
+        <w:rPr>
+          <w:highlight w:val="green"/>
+        </w:rPr>
         <w:t xml:space="preserve">Lynch, Shane. </w:t>
       </w:r>
       <w:r>
         <w:rPr>
           <w:rStyle w:val="dhqitalictitle"/>
+          <w:highlight w:val="green"/>
         </w:rPr>
         <w:t>Pee Posh Migration</w:t>
       </w:r>
       <w:r>
+        <w:rPr>
+          <w:highlight w:val="green"/>
+        </w:rPr>
         <w:t xml:space="preserve">. {Available at:  </w:t>
+      </w:r>
+      <w:hyperlink r:id="rId23">
+        <w:r>
+          <w:rPr>
+            <w:color w:val="1155CC"/>
+            <w:highlight w:val="green"/>
+            <w:u w:val="single"/>
+          </w:rPr>
+          <w:t>https://peeposh.w</w:t>
+        </w:r>
+        <w:r>
+          <w:rPr>
+            <w:color w:val="1155CC"/>
+            <w:highlight w:val="green"/>
+            <w:u w:val="single"/>
+          </w:rPr>
+          <w:t>o</w:t>
+        </w:r>
+        <w:r>
+          <w:rPr>
+            <w:color w:val="1155CC"/>
+            <w:highlight w:val="green"/>
+            <w:u w:val="single"/>
+          </w:rPr>
+          <w:t>rdpress.com/</w:t>
+        </w:r>
+      </w:hyperlink>
+      <w:r>
+        <w:rPr>
+          <w:highlight w:val="green"/>
+        </w:rPr>
+        <w:t xml:space="preserve"> (Accessed 14 April 2022).}</w:t>
+      </w:r>
+    </w:p>
+    <w:p>
+      <w:pPr>
+        <w:spacing w:after="288"/>
+        <w:ind w:left="720" w:hanging="720"/>
+        <w:rPr>
+          <w:color w:val="000000"/>
+          <w:shd w:val="clear" w:color="auto" w:fill="F9F9F9"/>
+        </w:rPr>
+      </w:pPr>
+      <w:r>
+        <w:rPr>
+          <w:highlight w:val="green"/>
+        </w:rPr>
+        <w:t xml:space="preserve">Marchbanks, Racheal. (2015) </w:t>
+      </w:r>
+      <w:r>
+        <w:rPr>
+          <w:color w:val="000000"/>
+          <w:highlight w:val="green"/>
+        </w:rPr>
+        <w:t>“The Borderline: Indigenous Communities on the International Frontier”</w:t>
+      </w:r>
+      <w:r>
+        <w:rPr>
+          <w:color w:val="000000"/>
+          <w:highlight w:val="green"/>
+        </w:rPr>
+        <w:t xml:space="preserve"> i</w:t>
+      </w:r>
+      <w:r>
+        <w:rPr>
+          <w:color w:val="000000"/>
+          <w:highlight w:val="green"/>
+        </w:rPr>
+        <w:t xml:space="preserve">n </w:t>
+      </w:r>
+      <w:r>
+        <w:rPr>
+          <w:rStyle w:val="dhqitalictitle"/>
+          <w:highlight w:val="green"/>
+        </w:rPr>
+        <w:t>Tribal College Journal of American Indian Higher Education</w:t>
+      </w:r>
+      <w:r>
+        <w:rPr>
+          <w:color w:val="000000"/>
+          <w:highlight w:val="green"/>
+          <w:shd w:val="clear" w:color="auto" w:fill="F9F9F9"/>
+        </w:rPr>
+        <w:t>, 26 (3).</w:t>
+      </w:r>
+      <w:r>
+        <w:rPr>
+          <w:highlight w:val="green"/>
+        </w:rPr>
+        <w:t xml:space="preserve"> {Available at:  </w:t>
       </w:r>
       <w:hyperlink r:id="rId24">
         <w:r>
           <w:rPr>
-            <w:color w:val="1155CC"/>
-            <w:u w:val="single"/>
-          </w:rPr>
-          <w:t>https://peeposh.wordpress.com/</w:t>
-        </w:r>
-      </w:hyperlink>
-      <w:r>
-        <w:t xml:space="preserve"> (Accessed 14 April 2022).}</w:t>
-      </w:r>
-    </w:p>
-    <w:p>
-      <w:pPr>
-        <w:spacing w:after="288"/>
-        <w:ind w:left="720" w:hanging="720"/>
-        <w:rPr>
-          <w:color w:val="000000"/>
-          <w:shd w:val="clear" w:color="auto" w:fill="F9F9F9"/>
-        </w:rPr>
-      </w:pPr>
-      <w:r>
-        <w:t xml:space="preserve">Marchbanks, Racheal. (2015) </w:t>
-      </w:r>
-      <w:r>
-        <w:rPr>
-          <w:color w:val="000000"/>
-        </w:rPr>
-        <w:t>“The Borderline: Indigenous Communities on the International Frontier”</w:t>
-      </w:r>
-      <w:r>
-        <w:rPr>
-          <w:color w:val="000000"/>
-        </w:rPr>
-        <w:t xml:space="preserve"> i</w:t>
-      </w:r>
-      <w:r>
-        <w:rPr>
-          <w:color w:val="000000"/>
-        </w:rPr>
-        <w:t xml:space="preserve">n </w:t>
-      </w:r>
-      <w:r>
-        <w:rPr>
-          <w:rStyle w:val="dhqitalictitle"/>
-        </w:rPr>
-        <w:t>Tribal College Journal of American Indian Higher Education</w:t>
-      </w:r>
-      <w:r>
-        <w:rPr>
-          <w:color w:val="000000"/>
-          <w:shd w:val="clear" w:color="auto" w:fill="F9F9F9"/>
-        </w:rPr>
-        <w:t>, 26 (3).</w:t>
-      </w:r>
-      <w:r>
-        <w:t xml:space="preserve"> {Available at:  </w:t>
-      </w:r>
-      <w:hyperlink r:id="rId25">
-        <w:r>
-          <w:rPr>
             <w:color w:val="0563C1"/>
+            <w:highlight w:val="green"/>
             <w:u w:val="single"/>
             <w:shd w:val="clear" w:color="auto" w:fill="F9F9F9"/>
           </w:rPr>
@@ -7831,11 +8034,15 @@
       <w:r>
         <w:rPr>
           <w:color w:val="000000"/>
+          <w:highlight w:val="green"/>
           <w:shd w:val="clear" w:color="auto" w:fill="F9F9F9"/>
         </w:rPr>
         <w:t xml:space="preserve"> </w:t>
       </w:r>
       <w:r>
+        <w:rPr>
+          <w:highlight w:val="green"/>
+        </w:rPr>
         <w:t>(Accessed: 22 November 2024).}</w:t>
       </w:r>
     </w:p>
@@ -7848,6 +8055,7 @@
       <w:r>
         <w:rPr>
           <w:color w:val="000000"/>
+          <w:highlight w:val="green"/>
         </w:rPr>
         <w:t>Mignolo</w:t>
       </w:r>
@@ -7855,18 +8063,21 @@
       <w:r>
         <w:rPr>
           <w:color w:val="000000"/>
+          <w:highlight w:val="green"/>
         </w:rPr>
         <w:t>, Walter D. (2000) </w:t>
       </w:r>
       <w:r>
         <w:rPr>
           <w:rStyle w:val="dhqitalictitle"/>
+          <w:highlight w:val="green"/>
         </w:rPr>
         <w:t>Local Histories/Global Designs: Coloniality, Subaltern Knowledges, and Border Thinking</w:t>
       </w:r>
       <w:r>
         <w:rPr>
           <w:color w:val="000000"/>
+          <w:highlight w:val="green"/>
         </w:rPr>
         <w:t>. Princeton University Press.</w:t>
       </w:r>
@@ -7878,12 +8089,19 @@
       </w:pPr>
       <w:r>
         <w:lastRenderedPageBreak/>
-        <w:t xml:space="preserve"> “Multilingual DH: Resources for Digital Humanities in Many Languages.” {Available at: </w:t>
-      </w:r>
-      <w:hyperlink r:id="rId26">
+        <w:t xml:space="preserve"> </w:t>
+      </w:r>
+      <w:r>
+        <w:rPr>
+          <w:highlight w:val="green"/>
+        </w:rPr>
+        <w:t xml:space="preserve">“Multilingual DH: Resources for Digital Humanities in Many Languages.” {Available at: </w:t>
+      </w:r>
+      <w:hyperlink r:id="rId25">
         <w:r>
           <w:rPr>
             <w:color w:val="0563C1"/>
+            <w:highlight w:val="green"/>
             <w:u w:val="single"/>
           </w:rPr>
           <w:t>https://multilingualdh.org/en/</w:t>
@@ -7892,11 +8110,15 @@
       <w:r>
         <w:rPr>
           <w:color w:val="0000FF"/>
+          <w:highlight w:val="green"/>
           <w:u w:val="single"/>
         </w:rPr>
         <w:t xml:space="preserve"> </w:t>
       </w:r>
       <w:r>
+        <w:rPr>
+          <w:highlight w:val="green"/>
+        </w:rPr>
         <w:t>(Accessed: 13 May 2024).}</w:t>
       </w:r>
     </w:p>
@@ -7906,20 +8128,33 @@
         <w:ind w:left="720" w:hanging="720"/>
       </w:pPr>
       <w:r>
+        <w:rPr>
+          <w:highlight w:val="green"/>
+        </w:rPr>
         <w:t xml:space="preserve">Posner, Miriam. (2016) “What’s Next: The Radical, Unrealized Potential of Digital Humanities” </w:t>
       </w:r>
       <w:r>
+        <w:rPr>
+          <w:highlight w:val="green"/>
+        </w:rPr>
         <w:t>i</w:t>
       </w:r>
       <w:r>
+        <w:rPr>
+          <w:highlight w:val="green"/>
+        </w:rPr>
         <w:t xml:space="preserve">n </w:t>
       </w:r>
       <w:r>
+        <w:rPr>
+          <w:highlight w:val="green"/>
+        </w:rPr>
         <w:t>Matthew K. Gold and Lauren F. Klein</w:t>
       </w:r>
       <w:r>
         <w:rPr>
           <w:rStyle w:val="dhqitalictitle"/>
+          <w:highlight w:val="green"/>
         </w:rPr>
         <w:t xml:space="preserve"> </w:t>
       </w:r>
@@ -7928,21 +8163,27 @@
           <w:rStyle w:val="dhqitalictitle"/>
           <w:i w:val="0"/>
           <w:iCs/>
+          <w:highlight w:val="green"/>
         </w:rPr>
         <w:t xml:space="preserve">(eds.) </w:t>
       </w:r>
       <w:r>
         <w:rPr>
           <w:rStyle w:val="dhqitalictitle"/>
+          <w:highlight w:val="green"/>
         </w:rPr>
         <w:t>Debates in the Digital Humanities</w:t>
       </w:r>
       <w:r>
+        <w:rPr>
+          <w:highlight w:val="green"/>
+        </w:rPr>
         <w:t xml:space="preserve">. </w:t>
       </w:r>
       <w:r>
         <w:rPr>
           <w:color w:val="000000"/>
+          <w:highlight w:val="green"/>
         </w:rPr>
         <w:t>Minneapolis, London: University of Minnesota Press.</w:t>
       </w:r>
@@ -7953,20 +8194,30 @@
         <w:ind w:left="720" w:hanging="720"/>
       </w:pPr>
       <w:r>
+        <w:rPr>
+          <w:highlight w:val="green"/>
+        </w:rPr>
         <w:t xml:space="preserve">Ramírez </w:t>
       </w:r>
       <w:proofErr w:type="spellStart"/>
       <w:r>
+        <w:rPr>
+          <w:highlight w:val="green"/>
+        </w:rPr>
         <w:t>Ramírez</w:t>
       </w:r>
       <w:proofErr w:type="spellEnd"/>
       <w:r>
+        <w:rPr>
+          <w:highlight w:val="green"/>
+        </w:rPr>
         <w:t xml:space="preserve">, Ivonne. (2015) </w:t>
       </w:r>
       <w:proofErr w:type="spellStart"/>
       <w:r>
         <w:rPr>
           <w:rStyle w:val="dhqitalictitle"/>
+          <w:highlight w:val="green"/>
         </w:rPr>
         <w:t>Ellas</w:t>
       </w:r>
@@ -7974,13 +8225,15 @@
       <w:r>
         <w:rPr>
           <w:rStyle w:val="dhqitalictitle"/>
-        </w:rPr>
-        <w:t xml:space="preserve"> </w:t>
-      </w:r>
-      <w:proofErr w:type="spellStart"/>
-      <w:r>
-        <w:rPr>
-          <w:rStyle w:val="dhqitalictitle"/>
+          <w:highlight w:val="green"/>
+        </w:rPr>
+        <w:t xml:space="preserve"> </w:t>
+      </w:r>
+      <w:proofErr w:type="spellStart"/>
+      <w:r>
+        <w:rPr>
+          <w:rStyle w:val="dhqitalictitle"/>
+          <w:highlight w:val="green"/>
         </w:rPr>
         <w:t>tienen</w:t>
       </w:r>
@@ -7988,24 +8241,30 @@
       <w:r>
         <w:rPr>
           <w:rStyle w:val="dhqitalictitle"/>
-        </w:rPr>
-        <w:t xml:space="preserve"> </w:t>
-      </w:r>
-      <w:proofErr w:type="spellStart"/>
-      <w:r>
-        <w:rPr>
-          <w:rStyle w:val="dhqitalictitle"/>
+          <w:highlight w:val="green"/>
+        </w:rPr>
+        <w:t xml:space="preserve"> </w:t>
+      </w:r>
+      <w:proofErr w:type="spellStart"/>
+      <w:r>
+        <w:rPr>
+          <w:rStyle w:val="dhqitalictitle"/>
+          <w:highlight w:val="green"/>
         </w:rPr>
         <w:t>nombre</w:t>
       </w:r>
       <w:proofErr w:type="spellEnd"/>
       <w:r>
+        <w:rPr>
+          <w:highlight w:val="green"/>
+        </w:rPr>
         <w:t xml:space="preserve">. {Available at:  </w:t>
       </w:r>
-      <w:hyperlink r:id="rId27">
+      <w:hyperlink r:id="rId26">
         <w:r>
           <w:rPr>
             <w:color w:val="1155CC"/>
+            <w:highlight w:val="green"/>
             <w:u w:val="single"/>
           </w:rPr>
           <w:t>www.ellastienennombre.org</w:t>
@@ -8014,11 +8273,15 @@
       <w:r>
         <w:rPr>
           <w:color w:val="1155CC"/>
+          <w:highlight w:val="green"/>
           <w:u w:val="single"/>
         </w:rPr>
         <w:t xml:space="preserve"> </w:t>
       </w:r>
       <w:r>
+        <w:rPr>
+          <w:highlight w:val="green"/>
+        </w:rPr>
         <w:t>(Accessed: 13 April 2024.).}</w:t>
       </w:r>
     </w:p>
@@ -8029,6 +8292,7 @@
       </w:pPr>
       <w:r>
         <w:rPr>
+          <w:highlight w:val="green"/>
           <w:lang w:val="es-419"/>
         </w:rPr>
         <w:t xml:space="preserve">Ramírez Ramírez, Ivonne and Sylvia Fernández Quintanilla. (2020) “A review of </w:t>
@@ -8036,6 +8300,7 @@
       <w:r>
         <w:rPr>
           <w:rStyle w:val="dhqitalictitle"/>
+          <w:highlight w:val="green"/>
           <w:lang w:val="es-419"/>
         </w:rPr>
         <w:t>Ellas tienen nombre</w:t>
@@ -8043,12 +8308,14 @@
       <w:r>
         <w:rPr>
           <w:i/>
+          <w:highlight w:val="green"/>
           <w:lang w:val="es-419"/>
         </w:rPr>
         <w:t>.</w:t>
       </w:r>
       <w:r>
         <w:rPr>
+          <w:highlight w:val="green"/>
           <w:lang w:val="es-419"/>
         </w:rPr>
         <w:t xml:space="preserve">” </w:t>
@@ -8056,35 +8323,45 @@
       <w:r>
         <w:rPr>
           <w:rStyle w:val="dhqitalictitle"/>
+          <w:highlight w:val="green"/>
         </w:rPr>
         <w:t>Reviews in Digital Humanities</w:t>
       </w:r>
       <w:r>
         <w:rPr>
           <w:color w:val="333333"/>
+          <w:highlight w:val="green"/>
         </w:rPr>
         <w:t xml:space="preserve">, 1(8–9), September 8. </w:t>
       </w:r>
       <w:r>
+        <w:rPr>
+          <w:highlight w:val="green"/>
+        </w:rPr>
         <w:t xml:space="preserve">{Available at: </w:t>
       </w:r>
       <w:r>
         <w:rPr>
           <w:color w:val="333333"/>
+          <w:highlight w:val="green"/>
           <w:u w:val="single"/>
         </w:rPr>
         <w:t> </w:t>
       </w:r>
-      <w:hyperlink r:id="rId28">
+      <w:hyperlink r:id="rId27">
         <w:r>
           <w:rPr>
             <w:color w:val="0000FF"/>
+            <w:highlight w:val="green"/>
             <w:u w:val="single"/>
           </w:rPr>
           <w:t>https://doi.org/10.21428/3e88f64f.bc2e340a</w:t>
         </w:r>
       </w:hyperlink>
       <w:r>
+        <w:rPr>
+          <w:highlight w:val="green"/>
+        </w:rPr>
         <w:t> (Accessed: 22 November 2024).}</w:t>
       </w:r>
     </w:p>
@@ -8094,32 +8371,15 @@
         <w:ind w:left="720" w:hanging="720"/>
       </w:pPr>
       <w:r>
-        <w:t>Rawson, Katie and Trevor Muñoz</w:t>
-      </w:r>
-      <w:r>
-        <w:t xml:space="preserve">. </w:t>
-      </w:r>
-      <w:r>
-        <w:t>(</w:t>
-      </w:r>
-      <w:r>
-        <w:t>2019</w:t>
-      </w:r>
-      <w:r>
-        <w:t>)</w:t>
-      </w:r>
-      <w:r>
-        <w:t xml:space="preserve">. “Against Cleaning” </w:t>
-      </w:r>
-      <w:r>
-        <w:t>i</w:t>
-      </w:r>
-      <w:r>
-        <w:t>n Matthew K. Gold and Lauren F. Klein</w:t>
-      </w:r>
-      <w:r>
-        <w:rPr>
-          <w:rStyle w:val="dhqitalictitle"/>
+        <w:rPr>
+          <w:highlight w:val="green"/>
+        </w:rPr>
+        <w:t>Rawson, Katie and Trevor Muñoz. (2019). “Against Cleaning” in Matthew K. Gold and Lauren F. Klein</w:t>
+      </w:r>
+      <w:r>
+        <w:rPr>
+          <w:rStyle w:val="dhqitalictitle"/>
+          <w:highlight w:val="green"/>
         </w:rPr>
         <w:t xml:space="preserve"> </w:t>
       </w:r>
@@ -8128,36 +8388,45 @@
           <w:rStyle w:val="dhqitalictitle"/>
           <w:i w:val="0"/>
           <w:iCs/>
+          <w:highlight w:val="green"/>
         </w:rPr>
         <w:t xml:space="preserve">(eds) </w:t>
       </w:r>
       <w:r>
         <w:rPr>
           <w:rStyle w:val="dhqitalictitle"/>
+          <w:highlight w:val="green"/>
         </w:rPr>
         <w:t>Debates in the Digital Humanities 2019</w:t>
       </w:r>
       <w:r>
-        <w:t>.</w:t>
-      </w:r>
-      <w:r>
-        <w:t xml:space="preserve"> Minneapolis: University of Minnesota Press.</w:t>
-      </w:r>
-      <w:hyperlink r:id="rId29">
+        <w:rPr>
+          <w:highlight w:val="green"/>
+        </w:rPr>
+        <w:t>. Minneapolis: University of Minnesota Press.</w:t>
+      </w:r>
+      <w:hyperlink r:id="rId28">
         <w:r>
+          <w:rPr>
+            <w:highlight w:val="green"/>
+          </w:rPr>
           <w:t xml:space="preserve"> </w:t>
         </w:r>
       </w:hyperlink>
-      <w:hyperlink r:id="rId30">
+      <w:hyperlink r:id="rId29">
         <w:r>
           <w:rPr>
             <w:color w:val="0000FF"/>
+            <w:highlight w:val="green"/>
             <w:u w:val="single"/>
           </w:rPr>
           <w:t>https://muse.jhu.edu/pub/23/oa_edited_volume/chapter/2293548</w:t>
         </w:r>
       </w:hyperlink>
       <w:r>
+        <w:rPr>
+          <w:highlight w:val="green"/>
+        </w:rPr>
         <w:t>.</w:t>
       </w:r>
     </w:p>
@@ -8167,69 +8436,94 @@
         <w:ind w:left="720" w:hanging="720"/>
       </w:pPr>
       <w:r>
+        <w:rPr>
+          <w:highlight w:val="green"/>
+        </w:rPr>
         <w:t xml:space="preserve">Ríos, Gabriela Raquel. (2016) “Mestizaje” </w:t>
       </w:r>
       <w:r>
+        <w:rPr>
+          <w:highlight w:val="green"/>
+        </w:rPr>
         <w:t>i</w:t>
       </w:r>
       <w:r>
+        <w:rPr>
+          <w:highlight w:val="green"/>
+        </w:rPr>
         <w:t xml:space="preserve">n </w:t>
       </w:r>
       <w:r>
-        <w:t>Iris Ruiz and Raul Sanches</w:t>
-      </w:r>
-      <w:r>
-        <w:t xml:space="preserve"> (eds.) </w:t>
-      </w:r>
-      <w:r>
-        <w:rPr>
-          <w:rStyle w:val="dhqitalictitle"/>
+        <w:rPr>
+          <w:highlight w:val="green"/>
+        </w:rPr>
+        <w:t xml:space="preserve">Iris Ruiz and Raul Sanches (eds.) </w:t>
+      </w:r>
+      <w:r>
+        <w:rPr>
+          <w:rStyle w:val="dhqitalictitle"/>
+          <w:highlight w:val="green"/>
         </w:rPr>
         <w:t xml:space="preserve">Decolonizing </w:t>
       </w:r>
       <w:r>
         <w:rPr>
           <w:rStyle w:val="dhqitalictitle"/>
+          <w:highlight w:val="green"/>
         </w:rPr>
         <w:t>R</w:t>
       </w:r>
       <w:r>
         <w:rPr>
           <w:rStyle w:val="dhqitalictitle"/>
+          <w:highlight w:val="green"/>
         </w:rPr>
         <w:t xml:space="preserve">hetoric and </w:t>
       </w:r>
       <w:r>
         <w:rPr>
           <w:rStyle w:val="dhqitalictitle"/>
+          <w:highlight w:val="green"/>
         </w:rPr>
         <w:t>C</w:t>
       </w:r>
       <w:r>
         <w:rPr>
           <w:rStyle w:val="dhqitalictitle"/>
+          <w:highlight w:val="green"/>
         </w:rPr>
         <w:t xml:space="preserve">omposition </w:t>
       </w:r>
       <w:r>
         <w:rPr>
           <w:rStyle w:val="dhqitalictitle"/>
+          <w:highlight w:val="green"/>
         </w:rPr>
         <w:t>S</w:t>
       </w:r>
       <w:r>
         <w:rPr>
           <w:rStyle w:val="dhqitalictitle"/>
+          <w:highlight w:val="green"/>
         </w:rPr>
         <w:t>tudies</w:t>
       </w:r>
       <w:r>
+        <w:rPr>
+          <w:highlight w:val="green"/>
+        </w:rPr>
         <w:t xml:space="preserve">, </w:t>
       </w:r>
       <w:r>
+        <w:rPr>
+          <w:highlight w:val="green"/>
+        </w:rPr>
         <w:t xml:space="preserve">pp. </w:t>
       </w:r>
       <w:r>
+        <w:rPr>
+          <w:highlight w:val="green"/>
+        </w:rPr>
         <w:t>109-124. New York: Palgrave Macmillan.</w:t>
       </w:r>
     </w:p>
@@ -8239,15 +8533,22 @@
         <w:ind w:left="720" w:hanging="720"/>
       </w:pPr>
       <w:r>
+        <w:rPr>
+          <w:highlight w:val="green"/>
+        </w:rPr>
         <w:t xml:space="preserve">Risam, Roopika. (2019) </w:t>
       </w:r>
       <w:r>
         <w:rPr>
           <w:rStyle w:val="dhqitalictitle"/>
+          <w:highlight w:val="green"/>
         </w:rPr>
         <w:t>New Digital Worlds: Postcolonial Digital Humanities in Theory, Praxis, and Pedagogy</w:t>
       </w:r>
       <w:r>
+        <w:rPr>
+          <w:highlight w:val="green"/>
+        </w:rPr>
         <w:t>. Evanston, Illinois: Northwestern University Press.</w:t>
       </w:r>
     </w:p>
@@ -8260,94 +8561,134 @@
         </w:rPr>
       </w:pPr>
       <w:r>
+        <w:rPr>
+          <w:highlight w:val="green"/>
+        </w:rPr>
         <w:t>Risam, Roopika and Alex Gil. (2022) “</w:t>
       </w:r>
       <w:r>
         <w:rPr>
           <w:color w:val="000000"/>
+          <w:highlight w:val="green"/>
         </w:rPr>
         <w:t xml:space="preserve">Introduction: The Questions of Minimal Computing” </w:t>
       </w:r>
       <w:r>
+        <w:rPr>
+          <w:highlight w:val="green"/>
+        </w:rPr>
         <w:t>i</w:t>
       </w:r>
       <w:r>
+        <w:rPr>
+          <w:highlight w:val="green"/>
+        </w:rPr>
         <w:t xml:space="preserve">n </w:t>
       </w:r>
       <w:r>
-        <w:t>Roopika Risam and Alex Gil</w:t>
-      </w:r>
-      <w:r>
-        <w:t xml:space="preserve"> (eds</w:t>
-      </w:r>
-      <w:r>
+        <w:rPr>
+          <w:highlight w:val="green"/>
+        </w:rPr>
+        <w:t>Roopika Risam and Alex Gil (eds</w:t>
+      </w:r>
+      <w:r>
+        <w:rPr>
+          <w:highlight w:val="green"/>
+        </w:rPr>
         <w:t>.</w:t>
       </w:r>
       <w:r>
+        <w:rPr>
+          <w:highlight w:val="green"/>
+        </w:rPr>
+        <w:t xml:space="preserve">) </w:t>
+      </w:r>
+      <w:r>
+        <w:rPr>
+          <w:rStyle w:val="dhqitalictitle"/>
+          <w:highlight w:val="green"/>
+        </w:rPr>
+        <w:t>Minimal Computing</w:t>
+      </w:r>
+      <w:r>
+        <w:rPr>
+          <w:rStyle w:val="dhqitalictitle"/>
+          <w:highlight w:val="green"/>
+        </w:rPr>
+        <w:t>,</w:t>
+      </w:r>
+      <w:r>
+        <w:rPr>
+          <w:highlight w:val="green"/>
+        </w:rPr>
+        <w:t xml:space="preserve"> Special Issue, </w:t>
+      </w:r>
+      <w:r>
+        <w:rPr>
+          <w:rStyle w:val="dhqitalictitle"/>
+          <w:highlight w:val="green"/>
+        </w:rPr>
+        <w:t>DHQ: Digital Humanities Quarterly</w:t>
+      </w:r>
+      <w:r>
+        <w:rPr>
+          <w:i/>
+          <w:highlight w:val="green"/>
+        </w:rPr>
+        <w:t>,</w:t>
+      </w:r>
+      <w:r>
+        <w:rPr>
+          <w:highlight w:val="green"/>
+        </w:rPr>
+        <w:t xml:space="preserve"> 16</w:t>
+      </w:r>
+      <w:r>
+        <w:rPr>
+          <w:highlight w:val="green"/>
+        </w:rPr>
+        <w:t>(</w:t>
+      </w:r>
+      <w:r>
+        <w:rPr>
+          <w:highlight w:val="green"/>
+        </w:rPr>
+        <w:t>2</w:t>
+      </w:r>
+      <w:r>
+        <w:rPr>
+          <w:highlight w:val="green"/>
+        </w:rPr>
         <w:t>)</w:t>
       </w:r>
       <w:r>
-        <w:t xml:space="preserve"> </w:t>
-      </w:r>
-      <w:r>
-        <w:rPr>
-          <w:rStyle w:val="dhqitalictitle"/>
-        </w:rPr>
-        <w:t>Minimal Computing</w:t>
-      </w:r>
-      <w:r>
-        <w:rPr>
-          <w:rStyle w:val="dhqitalictitle"/>
-        </w:rPr>
-        <w:t>,</w:t>
-      </w:r>
-      <w:r>
-        <w:t xml:space="preserve"> Special Issue, </w:t>
-      </w:r>
-      <w:r>
-        <w:rPr>
-          <w:rStyle w:val="dhqitalictitle"/>
-        </w:rPr>
-        <w:t>DHQ: Digital Humanities Quarterly</w:t>
-      </w:r>
-      <w:r>
-        <w:rPr>
-          <w:i/>
-        </w:rPr>
-        <w:t>,</w:t>
-      </w:r>
-      <w:r>
-        <w:t xml:space="preserve"> 16</w:t>
-      </w:r>
-      <w:r>
-        <w:t>(</w:t>
-      </w:r>
-      <w:r>
-        <w:t>2</w:t>
-      </w:r>
-      <w:r>
-        <w:t>)</w:t>
-      </w:r>
-      <w:r>
+        <w:rPr>
+          <w:highlight w:val="green"/>
+        </w:rPr>
         <w:t xml:space="preserve">. {Available at:  </w:t>
       </w:r>
       <w:r>
         <w:rPr>
           <w:color w:val="0000FF"/>
+          <w:highlight w:val="green"/>
           <w:u w:val="single"/>
         </w:rPr>
         <w:t xml:space="preserve"> </w:t>
       </w:r>
-      <w:hyperlink r:id="rId31">
+      <w:hyperlink r:id="rId30">
         <w:r>
           <w:rPr>
             <w:color w:val="0563C1"/>
+            <w:highlight w:val="green"/>
             <w:u w:val="single"/>
           </w:rPr>
           <w:t>https://www.digitalhumanities.org/dhq/vol/16/2/000646/000646.html</w:t>
         </w:r>
       </w:hyperlink>
       <w:r>
+        <w:rPr>
+          <w:highlight w:val="green"/>
+        </w:rPr>
         <w:t xml:space="preserve"> (Accessed: 22 November 2024).}</w:t>
       </w:r>
     </w:p>
@@ -8357,36 +8698,61 @@
         <w:ind w:left="720" w:hanging="720"/>
       </w:pPr>
       <w:r>
+        <w:rPr>
+          <w:highlight w:val="green"/>
+        </w:rPr>
         <w:t xml:space="preserve">Rodríguez-Ortega, Nuria. (2022) “Digital Social Sciences and Digital Humanities of the South: Materials for a Critical Discussion” </w:t>
       </w:r>
       <w:r>
+        <w:rPr>
+          <w:highlight w:val="green"/>
+        </w:rPr>
         <w:t>i</w:t>
       </w:r>
       <w:r>
+        <w:rPr>
+          <w:highlight w:val="green"/>
+        </w:rPr>
         <w:t xml:space="preserve">n </w:t>
       </w:r>
       <w:r>
+        <w:rPr>
+          <w:highlight w:val="green"/>
+        </w:rPr>
         <w:t xml:space="preserve">Domenico </w:t>
       </w:r>
       <w:proofErr w:type="spellStart"/>
       <w:r>
+        <w:rPr>
+          <w:highlight w:val="green"/>
+        </w:rPr>
         <w:t>Fiormonte</w:t>
       </w:r>
       <w:proofErr w:type="spellEnd"/>
       <w:r>
+        <w:rPr>
+          <w:highlight w:val="green"/>
+        </w:rPr>
         <w:t xml:space="preserve">, Paola </w:t>
       </w:r>
       <w:proofErr w:type="spellStart"/>
       <w:r>
+        <w:rPr>
+          <w:highlight w:val="green"/>
+        </w:rPr>
         <w:t>Ricaurte</w:t>
       </w:r>
       <w:proofErr w:type="spellEnd"/>
       <w:r>
+        <w:rPr>
+          <w:highlight w:val="green"/>
+        </w:rPr>
         <w:t>, and Sukanta Chaudhuri</w:t>
       </w:r>
       <w:r>
         <w:rPr>
           <w:rStyle w:val="dhqitalictitle"/>
+          <w:highlight w:val="green"/>
         </w:rPr>
         <w:t xml:space="preserve"> </w:t>
       </w:r>
@@ -8395,6 +8761,7 @@
           <w:rStyle w:val="dhqitalictitle"/>
           <w:i w:val="0"/>
           <w:iCs/>
+          <w:highlight w:val="green"/>
         </w:rPr>
         <w:t>(eds</w:t>
       </w:r>
@@ -8403,6 +8770,7 @@
           <w:rStyle w:val="dhqitalictitle"/>
           <w:i w:val="0"/>
           <w:iCs/>
+          <w:highlight w:val="green"/>
         </w:rPr>
         <w:t>.</w:t>
       </w:r>
@@ -8411,27 +8779,39 @@
           <w:rStyle w:val="dhqitalictitle"/>
           <w:i w:val="0"/>
           <w:iCs/>
+          <w:highlight w:val="green"/>
         </w:rPr>
         <w:t xml:space="preserve">) </w:t>
       </w:r>
       <w:r>
         <w:rPr>
           <w:rStyle w:val="dhqitalictitle"/>
+          <w:highlight w:val="green"/>
         </w:rPr>
         <w:t>Global Debates in the Digital Humanities</w:t>
       </w:r>
       <w:r>
+        <w:rPr>
+          <w:highlight w:val="green"/>
+        </w:rPr>
         <w:t xml:space="preserve">, </w:t>
       </w:r>
       <w:r>
+        <w:rPr>
+          <w:highlight w:val="green"/>
+        </w:rPr>
         <w:t xml:space="preserve">pp. </w:t>
       </w:r>
       <w:r>
+        <w:rPr>
+          <w:highlight w:val="green"/>
+        </w:rPr>
         <w:t xml:space="preserve">101-114. </w:t>
       </w:r>
       <w:r>
         <w:rPr>
           <w:color w:val="000000"/>
+          <w:highlight w:val="green"/>
         </w:rPr>
         <w:t>Minneapolis: University of Minnesota Press.</w:t>
       </w:r>
@@ -8442,15 +8822,22 @@
         <w:ind w:left="720" w:hanging="720"/>
       </w:pPr>
       <w:r>
+        <w:rPr>
+          <w:highlight w:val="green"/>
+        </w:rPr>
         <w:t xml:space="preserve">Rose, Emma, and Alison Cardinal. (2018) “Participatory Video Methods in UX: Sharing Power with Users to Gain Insights into Everyday Life”. </w:t>
       </w:r>
       <w:r>
         <w:rPr>
           <w:rStyle w:val="dhqitalictitle"/>
+          <w:highlight w:val="green"/>
         </w:rPr>
         <w:t>Communication Design Quarterly Review</w:t>
       </w:r>
       <w:r>
+        <w:rPr>
+          <w:highlight w:val="green"/>
+        </w:rPr>
         <w:t>, 6(2): 9-20.</w:t>
       </w:r>
     </w:p>
@@ -8460,33 +8847,48 @@
         <w:ind w:left="720" w:hanging="720"/>
       </w:pPr>
       <w:r>
+        <w:rPr>
+          <w:highlight w:val="green"/>
+        </w:rPr>
         <w:t xml:space="preserve">Royster, Jacqueline Jones, and Gesa E. Kirsch. (2012) </w:t>
       </w:r>
       <w:r>
         <w:rPr>
           <w:rStyle w:val="dhqitalictitle"/>
+          <w:highlight w:val="green"/>
         </w:rPr>
         <w:t>Feminist Rhetorical Practices: New Horizons for Rhetoric, Composition, and Literacy Studies</w:t>
       </w:r>
       <w:r>
+        <w:rPr>
+          <w:highlight w:val="green"/>
+        </w:rPr>
         <w:t>.</w:t>
       </w:r>
       <w:r>
-        <w:t xml:space="preserve"> </w:t>
-      </w:r>
-      <w:r>
-        <w:rPr>
-          <w:color w:val="0E0E0E"/>
+        <w:rPr>
+          <w:highlight w:val="green"/>
+        </w:rPr>
+        <w:t xml:space="preserve"> </w:t>
+      </w:r>
+      <w:r>
+        <w:rPr>
+          <w:color w:val="0E0E0E"/>
+          <w:highlight w:val="green"/>
         </w:rPr>
         <w:t>Carbondale:</w:t>
       </w:r>
       <w:r>
         <w:rPr>
           <w:color w:val="595959"/>
-        </w:rPr>
-        <w:t xml:space="preserve"> </w:t>
-      </w:r>
-      <w:r>
+          <w:highlight w:val="green"/>
+        </w:rPr>
+        <w:t xml:space="preserve"> </w:t>
+      </w:r>
+      <w:r>
+        <w:rPr>
+          <w:highlight w:val="green"/>
+        </w:rPr>
         <w:t>Southern Illinois UP.</w:t>
       </w:r>
     </w:p>
@@ -8496,21 +8898,29 @@
         <w:ind w:left="720" w:hanging="720"/>
       </w:pPr>
       <w:r>
+        <w:rPr>
+          <w:highlight w:val="green"/>
+        </w:rPr>
         <w:lastRenderedPageBreak/>
         <w:t>Riebová, Markéta. (2023) “Opening Space at the Border. On the Emergence of Gloria Anzaldúa’s </w:t>
       </w:r>
       <w:r>
         <w:rPr>
           <w:rStyle w:val="dhqitalictitle"/>
+          <w:highlight w:val="green"/>
         </w:rPr>
         <w:t>Borderlands. La Frontera. The New Mestiza</w:t>
       </w:r>
       <w:r>
+        <w:rPr>
+          <w:highlight w:val="green"/>
+        </w:rPr>
         <w:t xml:space="preserve"> from the Mexican American Periphery”. </w:t>
       </w:r>
       <w:r>
         <w:rPr>
           <w:rStyle w:val="dhqitalictitle"/>
+          <w:highlight w:val="green"/>
         </w:rPr>
         <w:t xml:space="preserve">Verbum – Analecta </w:t>
       </w:r>
@@ -8518,6 +8928,7 @@
       <w:r>
         <w:rPr>
           <w:rStyle w:val="dhqitalictitle"/>
+          <w:highlight w:val="green"/>
         </w:rPr>
         <w:t>Neolatina</w:t>
       </w:r>
@@ -8525,22 +8936,28 @@
       <w:r>
         <w:rPr>
           <w:color w:val="000000"/>
+          <w:highlight w:val="green"/>
         </w:rPr>
         <w:t xml:space="preserve">, 24(1), 123–140. </w:t>
       </w:r>
       <w:r>
+        <w:rPr>
+          <w:highlight w:val="green"/>
+        </w:rPr>
         <w:t>{Available at:</w:t>
       </w:r>
       <w:r>
         <w:rPr>
           <w:color w:val="000000"/>
-        </w:rPr>
-        <w:t xml:space="preserve"> </w:t>
-      </w:r>
-      <w:hyperlink r:id="rId32">
+          <w:highlight w:val="green"/>
+        </w:rPr>
+        <w:t xml:space="preserve"> </w:t>
+      </w:r>
+      <w:hyperlink r:id="rId31">
         <w:r>
           <w:rPr>
             <w:color w:val="0000FF"/>
+            <w:highlight w:val="green"/>
             <w:u w:val="single"/>
           </w:rPr>
           <w:t>https://doi.org/10.59533/Verb.2023.24.1.6</w:t>
@@ -8549,10 +8966,14 @@
       <w:r>
         <w:rPr>
           <w:color w:val="000000"/>
-        </w:rPr>
-        <w:t xml:space="preserve"> </w:t>
-      </w:r>
-      <w:r>
+          <w:highlight w:val="green"/>
+        </w:rPr>
+        <w:t xml:space="preserve"> </w:t>
+      </w:r>
+      <w:r>
+        <w:rPr>
+          <w:highlight w:val="green"/>
+        </w:rPr>
         <w:t>(Accessed: 22 November 2024).</w:t>
       </w:r>
     </w:p>
@@ -8561,11 +8982,13 @@
         <w:spacing w:before="240" w:after="240" w:line="240" w:lineRule="auto"/>
         <w:rPr>
           <w:rStyle w:val="dhqitalictitle"/>
+          <w:highlight w:val="green"/>
         </w:rPr>
       </w:pPr>
       <w:r>
         <w:rPr>
           <w:color w:val="1F1F1F"/>
+          <w:highlight w:val="green"/>
           <w:shd w:val="clear" w:color="auto" w:fill="CFE2F3"/>
         </w:rPr>
         <w:t xml:space="preserve">Saldívar, Ramón. (2022) "Criticism on the Border and the Decolonization of Knowledge." </w:t>
@@ -8573,6 +8996,7 @@
       <w:r>
         <w:rPr>
           <w:rStyle w:val="dhqitalictitle"/>
+          <w:highlight w:val="green"/>
         </w:rPr>
         <w:t xml:space="preserve">American Literary </w:t>
       </w:r>
@@ -8581,16 +9005,21 @@
       <w:pPr>
         <w:spacing w:before="240" w:after="240" w:line="240" w:lineRule="auto"/>
         <w:ind w:firstLine="720"/>
-      </w:pPr>
-      <w:r>
-        <w:rPr>
-          <w:rStyle w:val="dhqitalictitle"/>
+        <w:rPr>
+          <w:highlight w:val="green"/>
+        </w:rPr>
+      </w:pPr>
+      <w:r>
+        <w:rPr>
+          <w:rStyle w:val="dhqitalictitle"/>
+          <w:highlight w:val="green"/>
         </w:rPr>
         <w:t>History</w:t>
       </w:r>
       <w:r>
         <w:rPr>
           <w:color w:val="1F1F1F"/>
+          <w:highlight w:val="green"/>
           <w:shd w:val="clear" w:color="auto" w:fill="CFE2F3"/>
         </w:rPr>
         <w:t>, 34</w:t>
@@ -8598,6 +9027,7 @@
       <w:r>
         <w:rPr>
           <w:color w:val="1F1F1F"/>
+          <w:highlight w:val="green"/>
           <w:shd w:val="clear" w:color="auto" w:fill="CFE2F3"/>
         </w:rPr>
         <w:t>(</w:t>
@@ -8605,6 +9035,7 @@
       <w:r>
         <w:rPr>
           <w:color w:val="1F1F1F"/>
+          <w:highlight w:val="green"/>
           <w:shd w:val="clear" w:color="auto" w:fill="CFE2F3"/>
         </w:rPr>
         <w:t>1</w:t>
@@ -8612,6 +9043,7 @@
       <w:r>
         <w:rPr>
           <w:color w:val="1F1F1F"/>
+          <w:highlight w:val="green"/>
           <w:shd w:val="clear" w:color="auto" w:fill="CFE2F3"/>
         </w:rPr>
         <w:t>)</w:t>
@@ -8619,6 +9051,7 @@
       <w:r>
         <w:rPr>
           <w:color w:val="1F1F1F"/>
+          <w:highlight w:val="green"/>
           <w:shd w:val="clear" w:color="auto" w:fill="CFE2F3"/>
         </w:rPr>
         <w:t>, pp. 327-41</w:t>
@@ -8626,6 +9059,7 @@
       <w:r>
         <w:rPr>
           <w:color w:val="1F1F1F"/>
+          <w:highlight w:val="green"/>
           <w:shd w:val="clear" w:color="auto" w:fill="CFE2F3"/>
         </w:rPr>
         <w:t xml:space="preserve">. {Available at: </w:t>
@@ -8633,6 +9067,7 @@
       <w:r>
         <w:rPr>
           <w:color w:val="1F1F1F"/>
+          <w:highlight w:val="green"/>
           <w:shd w:val="clear" w:color="auto" w:fill="CFE2F3"/>
         </w:rPr>
         <w:t>doi:10.1093/</w:t>
@@ -8641,6 +9076,7 @@
       <w:r>
         <w:rPr>
           <w:color w:val="1F1F1F"/>
+          <w:highlight w:val="green"/>
           <w:shd w:val="clear" w:color="auto" w:fill="CFE2F3"/>
         </w:rPr>
         <w:t>alh</w:t>
@@ -8649,6 +9085,7 @@
       <w:r>
         <w:rPr>
           <w:color w:val="1F1F1F"/>
+          <w:highlight w:val="green"/>
           <w:shd w:val="clear" w:color="auto" w:fill="CFE2F3"/>
         </w:rPr>
         <w:t>/ajab078</w:t>
@@ -8656,6 +9093,7 @@
       <w:r>
         <w:rPr>
           <w:color w:val="1F1F1F"/>
+          <w:highlight w:val="green"/>
           <w:shd w:val="clear" w:color="auto" w:fill="CFE2F3"/>
         </w:rPr>
         <w:t xml:space="preserve"> (Accessed: 5 September 2025).}</w:t>
@@ -8665,10 +9103,14 @@
       <w:pPr>
         <w:spacing w:after="288"/>
         <w:ind w:left="720" w:hanging="720"/>
+        <w:rPr>
+          <w:highlight w:val="green"/>
+        </w:rPr>
       </w:pPr>
       <w:r>
         <w:rPr>
           <w:color w:val="1F1F1F"/>
+          <w:highlight w:val="green"/>
           <w:shd w:val="clear" w:color="auto" w:fill="CFE2F3"/>
         </w:rPr>
         <w:t>Stephen, Lynn. (2012) "Conceptualizing Transborder Communities"</w:t>
@@ -8676,6 +9118,7 @@
       <w:r>
         <w:rPr>
           <w:color w:val="1F1F1F"/>
+          <w:highlight w:val="green"/>
           <w:shd w:val="clear" w:color="auto" w:fill="CFE2F3"/>
         </w:rPr>
         <w:t xml:space="preserve"> in Marc R. Rosenblum and Daniel J. Tichenor (eds).</w:t>
@@ -8683,6 +9126,7 @@
       <w:r>
         <w:rPr>
           <w:color w:val="1F1F1F"/>
+          <w:highlight w:val="green"/>
           <w:shd w:val="clear" w:color="auto" w:fill="CFE2F3"/>
         </w:rPr>
         <w:t xml:space="preserve"> </w:t>
@@ -8690,20 +9134,23 @@
       <w:r>
         <w:rPr>
           <w:rStyle w:val="dhqitalictitle"/>
+          <w:highlight w:val="green"/>
         </w:rPr>
         <w:t>Oxford Handbook of the Politics of International Migration</w:t>
       </w:r>
       <w:r>
         <w:rPr>
           <w:color w:val="1F1F1F"/>
+          <w:highlight w:val="green"/>
           <w:shd w:val="clear" w:color="auto" w:fill="CFE2F3"/>
         </w:rPr>
         <w:t xml:space="preserve">. {Available online: </w:t>
       </w:r>
-      <w:hyperlink r:id="rId33">
+      <w:hyperlink r:id="rId32">
         <w:r>
           <w:rPr>
             <w:color w:val="1155CC"/>
+            <w:highlight w:val="green"/>
             <w:u w:val="single"/>
             <w:shd w:val="clear" w:color="auto" w:fill="CFE2F3"/>
           </w:rPr>
@@ -8713,6 +9160,7 @@
       <w:r>
         <w:rPr>
           <w:color w:val="1F1F1F"/>
+          <w:highlight w:val="green"/>
           <w:shd w:val="clear" w:color="auto" w:fill="CFE2F3"/>
         </w:rPr>
         <w:t xml:space="preserve"> (Accessed: 5 September 2025).}</w:t>
@@ -8725,11 +9173,13 @@
         <w:rPr>
           <w:i/>
           <w:color w:val="222222"/>
-        </w:rPr>
-      </w:pPr>
-      <w:r>
-        <w:rPr>
-          <w:rStyle w:val="dhqitalictitle"/>
+          <w:highlight w:val="green"/>
+        </w:rPr>
+      </w:pPr>
+      <w:r>
+        <w:rPr>
+          <w:rStyle w:val="dhqitalictitle"/>
+          <w:highlight w:val="green"/>
         </w:rPr>
         <w:t>United Fronteras</w:t>
       </w:r>
@@ -8737,6 +9187,7 @@
         <w:rPr>
           <w:i/>
           <w:color w:val="222222"/>
+          <w:highlight w:val="green"/>
         </w:rPr>
         <w:t xml:space="preserve">. </w:t>
       </w:r>
@@ -8744,82 +9195,75 @@
         <w:rPr>
           <w:iCs/>
           <w:color w:val="222222"/>
-        </w:rPr>
-        <w:t>(2020)</w:t>
-      </w:r>
-      <w:r>
-        <w:rPr>
-          <w:iCs/>
-          <w:color w:val="222222"/>
-        </w:rPr>
-        <w:t xml:space="preserve">. </w:t>
-      </w:r>
-      <w:r>
-        <w:rPr>
-          <w:iCs/>
-          <w:color w:val="222222"/>
-        </w:rPr>
-        <w:t>https://unitedfronteras.github.io</w:t>
-      </w:r>
-      <w:r>
-        <w:rPr>
-          <w:iCs/>
-          <w:color w:val="222222"/>
-        </w:rPr>
-        <w:t xml:space="preserve"> (Accessed: 13 May 2024)</w:t>
+          <w:highlight w:val="green"/>
+        </w:rPr>
+        <w:t>(2020). https://unitedfronteras.github.io (Accessed: 13 May 2024)</w:t>
       </w:r>
     </w:p>
     <w:p>
       <w:pPr>
         <w:spacing w:after="288"/>
         <w:ind w:left="720" w:hanging="720"/>
+        <w:rPr>
+          <w:highlight w:val="green"/>
+        </w:rPr>
       </w:pPr>
       <w:r>
         <w:rPr>
           <w:i/>
           <w:color w:val="222222"/>
+          <w:highlight w:val="green"/>
         </w:rPr>
         <w:t>“</w:t>
       </w:r>
       <w:r>
         <w:rPr>
           <w:rStyle w:val="dhqitalictitle"/>
+          <w:highlight w:val="green"/>
         </w:rPr>
         <w:t>United Fronteras</w:t>
       </w:r>
       <w:r>
         <w:rPr>
           <w:i/>
-        </w:rPr>
-        <w:t xml:space="preserve"> </w:t>
-      </w:r>
-      <w:r>
-        <w:rPr>
-          <w:color w:val="222222"/>
+          <w:highlight w:val="green"/>
+        </w:rPr>
+        <w:t xml:space="preserve"> </w:t>
+      </w:r>
+      <w:r>
+        <w:rPr>
+          <w:color w:val="222222"/>
+          <w:highlight w:val="green"/>
         </w:rPr>
         <w:t xml:space="preserve">Symposium Day #1”. (2021) YouTube video, 1:11:23. Jun 29. </w:t>
       </w:r>
       <w:r>
+        <w:rPr>
+          <w:highlight w:val="green"/>
+        </w:rPr>
         <w:t>{Available at:</w:t>
       </w:r>
       <w:r>
         <w:rPr>
           <w:color w:val="222222"/>
-        </w:rPr>
-        <w:t xml:space="preserve"> </w:t>
-      </w:r>
-      <w:hyperlink r:id="rId34" w:history="1">
+          <w:highlight w:val="green"/>
+        </w:rPr>
+        <w:t xml:space="preserve"> </w:t>
+      </w:r>
+      <w:hyperlink r:id="rId33" w:history="1">
         <w:r>
           <w:rPr>
             <w:rStyle w:val="Hyperlink"/>
+            <w:highlight w:val="green"/>
           </w:rPr>
           <w:t>https://www.youtube.com/w</w:t>
         </w:r>
       </w:hyperlink>
-      <w:hyperlink r:id="rId35">
+      <w:hyperlink r:id="rId34">
         <w:r>
           <w:rPr>
             <w:color w:val="0000FF"/>
+            <w:highlight w:val="green"/>
             <w:u w:val="single"/>
           </w:rPr>
           <w:t>atch?v=lBPDKni34U4&amp;t=2s</w:t>
@@ -8828,10 +9272,14 @@
       <w:r>
         <w:rPr>
           <w:color w:val="222222"/>
-        </w:rPr>
-        <w:t xml:space="preserve"> </w:t>
-      </w:r>
-      <w:r>
+          <w:highlight w:val="green"/>
+        </w:rPr>
+        <w:t xml:space="preserve"> </w:t>
+      </w:r>
+      <w:r>
+        <w:rPr>
+          <w:highlight w:val="green"/>
+        </w:rPr>
         <w:t>(Accessed: 13 May 2024).}</w:t>
       </w:r>
     </w:p>
@@ -8839,50 +9287,94 @@
       <w:pPr>
         <w:spacing w:after="288"/>
         <w:ind w:left="720" w:hanging="720"/>
-      </w:pPr>
-      <w:r>
-        <w:rPr>
-          <w:color w:val="222222"/>
+        <w:rPr>
+          <w:highlight w:val="green"/>
+        </w:rPr>
+      </w:pPr>
+      <w:r>
+        <w:rPr>
+          <w:color w:val="222222"/>
+          <w:highlight w:val="green"/>
         </w:rPr>
         <w:t xml:space="preserve"> “</w:t>
       </w:r>
       <w:r>
         <w:rPr>
           <w:rStyle w:val="dhqitalictitle"/>
+          <w:highlight w:val="green"/>
         </w:rPr>
         <w:t>United Fronteras</w:t>
       </w:r>
       <w:r>
         <w:rPr>
           <w:i/>
-        </w:rPr>
-        <w:t xml:space="preserve"> </w:t>
-      </w:r>
-      <w:r>
-        <w:rPr>
-          <w:color w:val="222222"/>
+          <w:highlight w:val="green"/>
+        </w:rPr>
+        <w:t xml:space="preserve"> </w:t>
+      </w:r>
+      <w:r>
+        <w:rPr>
+          <w:color w:val="222222"/>
+          <w:highlight w:val="green"/>
         </w:rPr>
         <w:t xml:space="preserve">Symposium Day #2. (2021) YouTube video, 3:34:43. Jun 30. </w:t>
       </w:r>
       <w:r>
+        <w:rPr>
+          <w:highlight w:val="green"/>
+        </w:rPr>
         <w:t xml:space="preserve">{Available at: </w:t>
       </w:r>
-      <w:hyperlink r:id="rId36">
-        <w:r>
-          <w:rPr>
-            <w:color w:val="0563C1"/>
-            <w:u w:val="single"/>
-          </w:rPr>
-          <w:t>https://www.youtube.com/watch?v=UdkT1EL74U8</w:t>
-        </w:r>
-      </w:hyperlink>
-      <w:r>
-        <w:rPr>
-          <w:color w:val="222222"/>
-        </w:rPr>
-        <w:t xml:space="preserve"> </w:t>
-      </w:r>
-      <w:r>
+      <w:r>
+        <w:rPr>
+          <w:highlight w:val="green"/>
+        </w:rPr>
+        <w:fldChar w:fldCharType="begin"/>
+      </w:r>
+      <w:r>
+        <w:rPr>
+          <w:highlight w:val="green"/>
+        </w:rPr>
+        <w:instrText>HYPERLINK "https://www.youtube.com/watch?v=UdkT1EL74U8" \h</w:instrText>
+      </w:r>
+      <w:r>
+        <w:rPr>
+          <w:highlight w:val="green"/>
+        </w:rPr>
+      </w:r>
+      <w:r>
+        <w:rPr>
+          <w:highlight w:val="green"/>
+        </w:rPr>
+        <w:fldChar w:fldCharType="separate"/>
+      </w:r>
+      <w:r>
+        <w:rPr>
+          <w:color w:val="0563C1"/>
+          <w:highlight w:val="green"/>
+          <w:u w:val="single"/>
+        </w:rPr>
+        <w:t>https://www.youtube.com/watch?v=UdkT1EL74U8</w:t>
+      </w:r>
+      <w:r>
+        <w:rPr>
+          <w:color w:val="0563C1"/>
+          <w:highlight w:val="green"/>
+          <w:u w:val="single"/>
+        </w:rPr>
+        <w:fldChar w:fldCharType="end"/>
+      </w:r>
+      <w:r>
+        <w:rPr>
+          <w:color w:val="222222"/>
+          <w:highlight w:val="green"/>
+        </w:rPr>
+        <w:t xml:space="preserve"> </w:t>
+      </w:r>
+      <w:r>
+        <w:rPr>
+          <w:highlight w:val="green"/>
+        </w:rPr>
         <w:t>(Accessed: 13 May 2024).}</w:t>
       </w:r>
     </w:p>
@@ -8892,36 +9384,54 @@
         <w:ind w:left="720" w:hanging="720"/>
       </w:pPr>
       <w:r>
+        <w:rPr>
+          <w:highlight w:val="green"/>
+        </w:rPr>
         <w:t>Viola, Lorella and Paul Spence. (2023) “Introduction”</w:t>
       </w:r>
       <w:r>
+        <w:rPr>
+          <w:highlight w:val="green"/>
+        </w:rPr>
         <w:t xml:space="preserve"> i</w:t>
       </w:r>
       <w:r>
+        <w:rPr>
+          <w:highlight w:val="green"/>
+        </w:rPr>
         <w:t xml:space="preserve">n </w:t>
       </w:r>
       <w:r>
+        <w:rPr>
+          <w:highlight w:val="green"/>
+        </w:rPr>
         <w:t>Lorella Viola and Paul Spence</w:t>
       </w:r>
       <w:r>
         <w:rPr>
           <w:i/>
+          <w:highlight w:val="green"/>
         </w:rPr>
         <w:t xml:space="preserve"> </w:t>
       </w:r>
       <w:r>
         <w:rPr>
           <w:iCs/>
+          <w:highlight w:val="green"/>
         </w:rPr>
         <w:t xml:space="preserve">(eds.) </w:t>
       </w:r>
       <w:r>
         <w:rPr>
           <w:rStyle w:val="dhqitalictitle"/>
+          <w:highlight w:val="green"/>
         </w:rPr>
         <w:t>Multilingual Digital Humanities</w:t>
       </w:r>
       <w:r>
+        <w:rPr>
+          <w:highlight w:val="green"/>
+        </w:rPr>
         <w:t>. Routledge.</w:t>
       </w:r>
       <w:r>
